--- a/klagomål/A 14696-2022 FSC-klagomål.docx
+++ b/klagomål/A 14696-2022 FSC-klagomål.docx
@@ -861,7 +861,7 @@
     <w:r>
       <w:tab/>
       <w:tab/>
-      <w:t>2026-05-16</w:t>
+      <w:t>2026-05-17</w:t>
       <w:br/>
       <w:br/>
     </w:r>

--- a/klagomål/A 14696-2022 FSC-klagomål.docx
+++ b/klagomål/A 14696-2022 FSC-klagomål.docx
@@ -861,7 +861,7 @@
     <w:r>
       <w:tab/>
       <w:tab/>
-      <w:t>2026-05-17</w:t>
+      <w:t>2026-05-18</w:t>
       <w:br/>
       <w:br/>
     </w:r>

--- a/klagomål/A 14696-2022 FSC-klagomål.docx
+++ b/klagomål/A 14696-2022 FSC-klagomål.docx
@@ -861,7 +861,7 @@
     <w:r>
       <w:tab/>
       <w:tab/>
-      <w:t>2026-05-18</w:t>
+      <w:t>2026-05-19</w:t>
       <w:br/>
       <w:br/>
     </w:r>

--- a/klagomål/A 14696-2022 FSC-klagomål.docx
+++ b/klagomål/A 14696-2022 FSC-klagomål.docx
@@ -861,7 +861,7 @@
     <w:r>
       <w:tab/>
       <w:tab/>
-      <w:t>2026-05-19</w:t>
+      <w:t>2026-05-20</w:t>
       <w:br/>
       <w:br/>
     </w:r>

--- a/klagomål/A 14696-2022 FSC-klagomål.docx
+++ b/klagomål/A 14696-2022 FSC-klagomål.docx
@@ -861,7 +861,7 @@
     <w:r>
       <w:tab/>
       <w:tab/>
-      <w:t>2026-05-20</w:t>
+      <w:t>2026-05-21</w:t>
       <w:br/>
       <w:br/>
     </w:r>

--- a/klagomål/A 14696-2022 FSC-klagomål.docx
+++ b/klagomål/A 14696-2022 FSC-klagomål.docx
@@ -861,7 +861,7 @@
     <w:r>
       <w:tab/>
       <w:tab/>
-      <w:t>2026-05-21</w:t>
+      <w:t>2026-05-22</w:t>
       <w:br/>
       <w:br/>
     </w:r>

--- a/klagomål/A 14696-2022 FSC-klagomål.docx
+++ b/klagomål/A 14696-2022 FSC-klagomål.docx
@@ -861,7 +861,7 @@
     <w:r>
       <w:tab/>
       <w:tab/>
-      <w:t>2026-05-22</w:t>
+      <w:t>2026-05-23</w:t>
       <w:br/>
       <w:br/>
     </w:r>

--- a/klagomål/A 14696-2022 FSC-klagomål.docx
+++ b/klagomål/A 14696-2022 FSC-klagomål.docx
@@ -861,7 +861,7 @@
     <w:r>
       <w:tab/>
       <w:tab/>
-      <w:t>2026-05-23</w:t>
+      <w:t>2026-05-24</w:t>
       <w:br/>
       <w:br/>
     </w:r>

--- a/klagomål/A 14696-2022 FSC-klagomål.docx
+++ b/klagomål/A 14696-2022 FSC-klagomål.docx
@@ -861,7 +861,7 @@
     <w:r>
       <w:tab/>
       <w:tab/>
-      <w:t>2026-05-24</w:t>
+      <w:t>2026-05-25</w:t>
       <w:br/>
       <w:br/>
     </w:r>

--- a/klagomål/A 14696-2022 FSC-klagomål.docx
+++ b/klagomål/A 14696-2022 FSC-klagomål.docx
@@ -861,7 +861,7 @@
     <w:r>
       <w:tab/>
       <w:tab/>
-      <w:t>2026-05-25</w:t>
+      <w:t>2026-05-26</w:t>
       <w:br/>
       <w:br/>
     </w:r>

--- a/klagomål/A 14696-2022 FSC-klagomål.docx
+++ b/klagomål/A 14696-2022 FSC-klagomål.docx
@@ -861,7 +861,7 @@
     <w:r>
       <w:tab/>
       <w:tab/>
-      <w:t>2026-05-26</w:t>
+      <w:t>2026-05-27</w:t>
       <w:br/>
       <w:br/>
     </w:r>

--- a/klagomål/A 14696-2022 FSC-klagomål.docx
+++ b/klagomål/A 14696-2022 FSC-klagomål.docx
@@ -861,7 +861,7 @@
     <w:r>
       <w:tab/>
       <w:tab/>
-      <w:t>2026-05-27</w:t>
+      <w:t>2026-05-28</w:t>
       <w:br/>
       <w:br/>
     </w:r>

--- a/klagomål/A 14696-2022 FSC-klagomål.docx
+++ b/klagomål/A 14696-2022 FSC-klagomål.docx
@@ -861,7 +861,7 @@
     <w:r>
       <w:tab/>
       <w:tab/>
-      <w:t>2026-05-28</w:t>
+      <w:t>2026-05-29</w:t>
       <w:br/>
       <w:br/>
     </w:r>

--- a/klagomål/A 14696-2022 FSC-klagomål.docx
+++ b/klagomål/A 14696-2022 FSC-klagomål.docx
@@ -861,7 +861,7 @@
     <w:r>
       <w:tab/>
       <w:tab/>
-      <w:t>2026-05-29</w:t>
+      <w:t>2026-05-30</w:t>
       <w:br/>
       <w:br/>
     </w:r>

--- a/klagomål/A 14696-2022 FSC-klagomål.docx
+++ b/klagomål/A 14696-2022 FSC-klagomål.docx
@@ -861,7 +861,7 @@
     <w:r>
       <w:tab/>
       <w:tab/>
-      <w:t>2026-05-30</w:t>
+      <w:t>2026-05-31</w:t>
       <w:br/>
       <w:br/>
     </w:r>

--- a/klagomål/A 14696-2022 FSC-klagomål.docx
+++ b/klagomål/A 14696-2022 FSC-klagomål.docx
@@ -861,7 +861,7 @@
     <w:r>
       <w:tab/>
       <w:tab/>
-      <w:t>2026-05-31</w:t>
+      <w:t>2026-06-01</w:t>
       <w:br/>
       <w:br/>
     </w:r>

--- a/klagomål/A 14696-2022 FSC-klagomål.docx
+++ b/klagomål/A 14696-2022 FSC-klagomål.docx
@@ -861,7 +861,7 @@
     <w:r>
       <w:tab/>
       <w:tab/>
-      <w:t>2026-06-01</w:t>
+      <w:t>2026-06-02</w:t>
       <w:br/>
       <w:br/>
     </w:r>

--- a/klagomål/A 14696-2022 FSC-klagomål.docx
+++ b/klagomål/A 14696-2022 FSC-klagomål.docx
@@ -861,7 +861,7 @@
     <w:r>
       <w:tab/>
       <w:tab/>
-      <w:t>2026-06-02</w:t>
+      <w:t>2026-06-03</w:t>
       <w:br/>
       <w:br/>
     </w:r>

--- a/klagomål/A 14696-2022 FSC-klagomål.docx
+++ b/klagomål/A 14696-2022 FSC-klagomål.docx
@@ -861,7 +861,7 @@
     <w:r>
       <w:tab/>
       <w:tab/>
-      <w:t>2026-06-03</w:t>
+      <w:t>2026-06-04</w:t>
       <w:br/>
       <w:br/>
     </w:r>

--- a/klagomål/A 14696-2022 FSC-klagomål.docx
+++ b/klagomål/A 14696-2022 FSC-klagomål.docx
@@ -861,7 +861,7 @@
     <w:r>
       <w:tab/>
       <w:tab/>
-      <w:t>2026-06-04</w:t>
+      <w:t>2026-06-05</w:t>
       <w:br/>
       <w:br/>
     </w:r>

--- a/klagomål/A 14696-2022 FSC-klagomål.docx
+++ b/klagomål/A 14696-2022 FSC-klagomål.docx
@@ -861,7 +861,7 @@
     <w:r>
       <w:tab/>
       <w:tab/>
-      <w:t>2026-06-05</w:t>
+      <w:t>2026-06-06</w:t>
       <w:br/>
       <w:br/>
     </w:r>

--- a/klagomål/A 14696-2022 FSC-klagomål.docx
+++ b/klagomål/A 14696-2022 FSC-klagomål.docx
@@ -861,7 +861,7 @@
     <w:r>
       <w:tab/>
       <w:tab/>
-      <w:t>2026-06-06</w:t>
+      <w:t>2026-06-07</w:t>
       <w:br/>
       <w:br/>
     </w:r>

--- a/klagomål/A 14696-2022 FSC-klagomål.docx
+++ b/klagomål/A 14696-2022 FSC-klagomål.docx
@@ -861,7 +861,7 @@
     <w:r>
       <w:tab/>
       <w:tab/>
-      <w:t>2026-06-07</w:t>
+      <w:t>2026-06-08</w:t>
       <w:br/>
       <w:br/>
     </w:r>

--- a/klagomål/A 14696-2022 FSC-klagomål.docx
+++ b/klagomål/A 14696-2022 FSC-klagomål.docx
@@ -861,7 +861,7 @@
     <w:r>
       <w:tab/>
       <w:tab/>
-      <w:t>2026-06-08</w:t>
+      <w:t>2026-06-09</w:t>
       <w:br/>
       <w:br/>
     </w:r>

--- a/klagomål/A 14696-2022 FSC-klagomål.docx
+++ b/klagomål/A 14696-2022 FSC-klagomål.docx
@@ -861,7 +861,7 @@
     <w:r>
       <w:tab/>
       <w:tab/>
-      <w:t>2026-06-09</w:t>
+      <w:t>2026-06-10</w:t>
       <w:br/>
       <w:br/>
     </w:r>

--- a/klagomål/A 14696-2022 FSC-klagomål.docx
+++ b/klagomål/A 14696-2022 FSC-klagomål.docx
@@ -861,7 +861,7 @@
     <w:r>
       <w:tab/>
       <w:tab/>
-      <w:t>2026-06-10</w:t>
+      <w:t>2026-06-11</w:t>
       <w:br/>
       <w:br/>
     </w:r>

--- a/klagomål/A 14696-2022 FSC-klagomål.docx
+++ b/klagomål/A 14696-2022 FSC-klagomål.docx
@@ -861,7 +861,7 @@
     <w:r>
       <w:tab/>
       <w:tab/>
-      <w:t>2026-06-11</w:t>
+      <w:t>2026-06-12</w:t>
       <w:br/>
       <w:br/>
     </w:r>

--- a/klagomål/A 14696-2022 FSC-klagomål.docx
+++ b/klagomål/A 14696-2022 FSC-klagomål.docx
@@ -861,7 +861,7 @@
     <w:r>
       <w:tab/>
       <w:tab/>
-      <w:t>2026-06-12</w:t>
+      <w:t>2026-06-13</w:t>
       <w:br/>
       <w:br/>
     </w:r>

--- a/klagomål/A 14696-2022 FSC-klagomål.docx
+++ b/klagomål/A 14696-2022 FSC-klagomål.docx
@@ -861,7 +861,7 @@
     <w:r>
       <w:tab/>
       <w:tab/>
-      <w:t>2026-06-15</w:t>
+      <w:t>2026-06-16</w:t>
       <w:br/>
       <w:br/>
     </w:r>

--- a/klagomål/A 14696-2022 FSC-klagomål.docx
+++ b/klagomål/A 14696-2022 FSC-klagomål.docx
@@ -861,7 +861,7 @@
     <w:r>
       <w:tab/>
       <w:tab/>
-      <w:t>2026-06-16</w:t>
+      <w:t>2026-06-17</w:t>
       <w:br/>
       <w:br/>
     </w:r>

--- a/klagomål/A 14696-2022 FSC-klagomål.docx
+++ b/klagomål/A 14696-2022 FSC-klagomål.docx
@@ -1,6 +1,6 @@
 
 <file path=word/document.xml><?xml version="1.0" encoding="utf-8"?>
-<w:document xmlns:wpc="http://schemas.microsoft.com/office/word/2010/wordprocessingCanvas" xmlns:cx="http://schemas.microsoft.com/office/drawing/2014/chartex" xmlns:cx1="http://schemas.microsoft.com/office/drawing/2015/9/8/chartex" xmlns:cx2="http://schemas.microsoft.com/office/drawing/2015/10/21/chartex" xmlns:cx3="http://schemas.microsoft.com/office/drawing/2016/5/9/chartex" xmlns:cx4="http://schemas.microsoft.com/office/drawing/2016/5/10/chartex" xmlns:cx5="http://schemas.microsoft.com/office/drawing/2016/5/11/chartex" xmlns:cx6="http://schemas.microsoft.com/office/drawing/2016/5/12/chartex" xmlns:cx7="http://schemas.microsoft.com/office/drawing/2016/5/13/chartex" xmlns:cx8="http://schemas.microsoft.com/office/drawing/2016/5/14/chartex" xmlns:mc="http://schemas.openxmlformats.org/markup-compatibility/2006" xmlns:aink="http://schemas.microsoft.com/office/drawing/2016/ink" xmlns:am3d="http://schemas.microsoft.com/office/drawing/2017/model3d" xmlns:o="urn:schemas-microsoft-com:office:office" xmlns:oel="http://schemas.microsoft.com/office/2019/extlst" xmlns:r="http://schemas.openxmlformats.org/officeDocument/2006/relationships" xmlns:m="http://schemas.openxmlformats.org/officeDocument/2006/math" xmlns:v="urn:schemas-microsoft-com:vml" xmlns:wp14="http://schemas.microsoft.com/office/word/2010/wordprocessingDrawing" xmlns:wp="http://schemas.openxmlformats.org/drawingml/2006/wordprocessingDrawing" xmlns:w10="urn:schemas-microsoft-com:office:word" xmlns:w="http://schemas.openxmlformats.org/wordprocessingml/2006/main" xmlns:w14="http://schemas.microsoft.com/office/word/2010/wordml" xmlns:w15="http://schemas.microsoft.com/office/word/2012/wordml" xmlns:w16cex="http://schemas.microsoft.com/office/word/2018/wordml/cex" xmlns:w16cid="http://schemas.microsoft.com/office/word/2016/wordml/cid" xmlns:w16="http://schemas.microsoft.com/office/word/2018/wordml" xmlns:w16sdtdh="http://schemas.microsoft.com/office/word/2020/wordml/sdtdatahash" xmlns:w16se="http://schemas.microsoft.com/office/word/2015/wordml/symex" xmlns:wpg="http://schemas.microsoft.com/office/word/2010/wordprocessingGroup" xmlns:wpi="http://schemas.microsoft.com/office/word/2010/wordprocessingInk" xmlns:wne="http://schemas.microsoft.com/office/word/2006/wordml" xmlns:wps="http://schemas.microsoft.com/office/word/2010/wordprocessingShape" mc:Ignorable="w14 w15 w16se w16cid w16 w16cex w16sdtdh wp14">
+<w:document xmlns:wpc="http://schemas.microsoft.com/office/word/2010/wordprocessingCanvas" xmlns:cx="http://schemas.microsoft.com/office/drawing/2014/chartex" xmlns:cx1="http://schemas.microsoft.com/office/drawing/2015/9/8/chartex" xmlns:cx2="http://schemas.microsoft.com/office/drawing/2015/10/21/chartex" xmlns:cx3="http://schemas.microsoft.com/office/drawing/2016/5/9/chartex" xmlns:cx4="http://schemas.microsoft.com/office/drawing/2016/5/10/chartex" xmlns:cx5="http://schemas.microsoft.com/office/drawing/2016/5/11/chartex" xmlns:cx6="http://schemas.microsoft.com/office/drawing/2016/5/12/chartex" xmlns:cx7="http://schemas.microsoft.com/office/drawing/2016/5/13/chartex" xmlns:cx8="http://schemas.microsoft.com/office/drawing/2016/5/14/chartex" xmlns:mc="http://schemas.openxmlformats.org/markup-compatibility/2006" xmlns:aink="http://schemas.microsoft.com/office/drawing/2016/ink" xmlns:am3d="http://schemas.microsoft.com/office/drawing/2017/model3d" xmlns:o="urn:schemas-microsoft-com:office:office" xmlns:oel="http://schemas.microsoft.com/office/2019/extlst" xmlns:r="http://schemas.openxmlformats.org/officeDocument/2006/relationships" xmlns:m="http://schemas.openxmlformats.org/officeDocument/2006/math" xmlns:v="urn:schemas-microsoft-com:vml" xmlns:wp14="http://schemas.microsoft.com/office/word/2010/wordprocessingDrawing" xmlns:wp="http://schemas.openxmlformats.org/drawingml/2006/wordprocessingDrawing" xmlns:w10="urn:schemas-microsoft-com:office:word" xmlns:w="http://schemas.openxmlformats.org/wordprocessingml/2006/main" xmlns:w14="http://schemas.microsoft.com/office/word/2010/wordml" xmlns:w15="http://schemas.microsoft.com/office/word/2012/wordml" xmlns:w16cex="http://schemas.microsoft.com/office/word/2018/wordml/cex" xmlns:w16cid="http://schemas.microsoft.com/office/word/2016/wordml/cid" xmlns:w16="http://schemas.microsoft.com/office/word/2018/wordml" xmlns:w16du="http://schemas.microsoft.com/office/word/2023/wordml/word16du" xmlns:w16sdtdh="http://schemas.microsoft.com/office/word/2020/wordml/sdtdatahash" xmlns:w16sdtfl="http://schemas.microsoft.com/office/word/2024/wordml/sdtformatlock" xmlns:w16se="http://schemas.microsoft.com/office/word/2015/wordml/symex" xmlns:wpg="http://schemas.microsoft.com/office/word/2010/wordprocessingGroup" xmlns:wpi="http://schemas.microsoft.com/office/word/2010/wordprocessingInk" xmlns:wne="http://schemas.microsoft.com/office/word/2006/wordml" xmlns:wps="http://schemas.microsoft.com/office/word/2010/wordprocessingShape" mc:Ignorable="w14 w15 w16se w16cid w16 w16cex w16sdtdh w16sdtfl w16du wp14">
   <w:body>
     <w:p>
       <w:r>
@@ -168,7 +168,7 @@
     </w:p>
     <w:p>
       <w:r>
-        <w:t>Detta dokument behandlar höga naturvärden i avverkningsanmälan A 14696-2022 i Ragunda kommun. Denna avverkningsanmälan inkom 2022-04-04 00:00:00 och omfattar 3,4 ha.</w:t>
+        <w:t>Detta dokument behandlar höga naturvärden i avverkningsanmälan A 14696-2022 i Ragunda kommun som inkom 2022-04-04 och omfattar 3,4 ha.</w:t>
       </w:r>
     </w:p>
     <w:p>
@@ -191,12 +191,15 @@
     </w:p>
     <w:p>
       <w:r>
-        <w:t>I avverkningsanmälan har följande 2 naturvårdsarter hittats: doftticka (VU, §8) och lunglav (NT). Av dessa är 2 rödlistade. För rödlistade arter har rödlistekategorin angivits inom parentes. För fridlysta arter anges även paragrafen i Artskyddsförordningen som arten är fridlyst enligt.</w:t>
+        <w:t>I avverkningsanmälan har följande 2 naturvårdsarter hittats: doftticka (VU, T, §8) och lunglav (NT, T). Av dessa är 2 rödlistade. För rödlistade arter har rödlistekategorin angivits inom parentes. Typiska arter inom Natura 2000 som är kopplade till skogsekosystem har markerats med (T). För fridlysta arter anges även paragrafen i Artskyddsförordningen som arten är fridlyst enligt.</w:t>
       </w:r>
     </w:p>
     <w:p>
       <w:r>
-        <w:t>De påträffade naturvårdsarterna är ett tydligt kvitto på att detta rör sig om en skog med höga naturvärden. I Figur 1 visas en karta över det avverkningsanmälda området, där samtliga fyndplatser för naturvårdsarter som finns registrerade på Artportalen har markerats.</w:t>
+        <w:t>De påträffade naturvårdsarterna är ett tydligt kvitto på att det rör sig om en skog med höga naturvärden.</w:t>
+      </w:r>
+      <w:r>
+        <w:t xml:space="preserve"> I Figur 1 visas fyndplatser för naturvårdsarter i området, som finns registrerade på Artportalen.</w:t>
       </w:r>
     </w:p>
     <w:p>
@@ -206,7 +209,7 @@
       <w:r>
         <w:drawing>
           <wp:inline xmlns:a="http://schemas.openxmlformats.org/drawingml/2006/main" xmlns:pic="http://schemas.openxmlformats.org/drawingml/2006/picture">
-            <wp:extent cx="5486400" cy="4893276"/>
+            <wp:extent cx="5486400" cy="4811761"/>
             <wp:docPr id="1" name="Picture 1"/>
             <wp:cNvGraphicFramePr>
               <a:graphicFrameLocks noChangeAspect="1"/>
@@ -227,7 +230,7 @@
                   <pic:spPr>
                     <a:xfrm>
                       <a:off x="0" y="0"/>
-                      <a:ext cx="5486400" cy="4893276"/>
+                      <a:ext cx="5486400" cy="4811761"/>
                     </a:xfrm>
                     <a:prstGeom prst="rect"/>
                   </pic:spPr>
@@ -241,9 +244,60 @@
     <w:p>
       <w:pPr>
         <w:pStyle w:val="Caption"/>
+        <w:spacing w:after="240"/>
       </w:pPr>
       <w:r>
-        <w:t>Figur 1. Fyndplatser för naturvårdsarter i det avverkningsanmälda området (röd linje). Markörer utan svart kant är placerade på fyndplatsen. Markörer med svart kant är placerade vid sidan av fyndplatsen och har ett svart streck som visar fyndplatsens exakta position. Kartans mittpunktskoordinat är N 6980298, E 595722 i SWEREF 99 TM.</w:t>
+        <w:t>Figur 1. Fyndplatser för naturvårdsarter i avverkningsanmälan (röd linje). Markörer utan svart kant är placerade på fyndplatsen. Markörer med svart kant är placerade vid sidan av fyndplatsen och har ett svart streck som visar fyndplatsens exakta position. Kartans mittpunktskoordinat är N 6980298, E 595722 i SWEREF 99 TM.</w:t>
+      </w:r>
+    </w:p>
+    <w:p>
+      <w:pPr>
+        <w:pStyle w:val="Heading2"/>
+      </w:pPr>
+      <w:r>
+        <w:t>Fridlysta arter</w:t>
+      </w:r>
+    </w:p>
+    <w:p>
+      <w:r>
+        <w:t>Följande fridlysta arter har sina livsmiljöer och växtplatser i den avverkningsanmälda skogen: doftticka (VU, T, §8).</w:t>
+      </w:r>
+    </w:p>
+    <w:p>
+      <w:r>
+        <w:rPr>
+          <w:b/>
+        </w:rPr>
+        <w:t>Doftticka (VU, §8)</w:t>
+      </w:r>
+      <w:r>
+        <w:t xml:space="preserve"> är rödlistad som sårbar (VU) och fridlyst enligt 8§ artskyddsförordningen. Den är även globalt rödlistad som Nära hotad (NT) vilket innebär att Sverige har ett internationellt ansvar för arten. Doftticka är beroende av hög och jämn luftfuktighet i gamla, ostörda skogsmiljöer och är känslig för snabba förändringar av ljus-/vindförhållanden eller uttorkning. Dofttickan är placerad i toppen av Skogsstyrelsens värdepyramid för bedömning av skog med höga naturvärden och signalerar alltid gamla sälgar och skogsområden med höga naturvärden. Avverkning av värdträd (främst sälg) utgör det största hotet och när gamla och olikåldriga skogar med sälg avverkas försvinner oftast sälgen. Dofttickan har minskat med ca 30 % under de senaste 30 åren och är typisk art för </w:t>
+      </w:r>
+      <w:r>
+        <w:rPr>
+          <w:i/>
+        </w:rPr>
+        <w:t>9010 Taiga</w:t>
+      </w:r>
+      <w:r>
+        <w:t xml:space="preserve"> och</w:t>
+      </w:r>
+      <w:r>
+        <w:rPr>
+          <w:i/>
+        </w:rPr>
+        <w:t xml:space="preserve"> 9050 Näringsrik granskog </w:t>
+      </w:r>
+      <w:r>
+        <w:t>(IUCN Redlist, 2024; Nitare &amp; Skogsstyrelsen, 2019; SLU Artdatabanken, 2024).</w:t>
+      </w:r>
+    </w:p>
+    <w:p>
+      <w:pPr>
+        <w:pStyle w:val="Heading2"/>
+      </w:pPr>
+      <w:r>
+        <w:t>Övriga naturvårdsarter</w:t>
       </w:r>
     </w:p>
     <w:p>
@@ -300,48 +354,6 @@
       </w:r>
       <w:r>
         <w:t xml:space="preserve"> (SLU Artdatabanken, 2026; Nitare &amp; Skogsstyrelsen, 2019).</w:t>
-      </w:r>
-    </w:p>
-    <w:p>
-      <w:pPr>
-        <w:pStyle w:val="Heading1"/>
-      </w:pPr>
-      <w:r>
-        <w:t>Fridlysta arter</w:t>
-      </w:r>
-    </w:p>
-    <w:p>
-      <w:r>
-        <w:t>Följande fridlysta arter har sina livsmiljöer och växtplatser i den avverkningsanmälda skogen: doftticka (VU, §8).</w:t>
-      </w:r>
-    </w:p>
-    <w:p>
-      <w:r>
-        <w:rPr>
-          <w:b/>
-        </w:rPr>
-        <w:t>Doftticka (VU, §8)</w:t>
-      </w:r>
-      <w:r>
-        <w:t xml:space="preserve"> är rödlistad som sårbar (VU) och fridlyst enligt 8§ artskyddsförordningen. Den är även globalt rödlistad som Nära hotad (NT) vilket innebär att Sverige har ett internationellt ansvar för arten. Doftticka är beroende av hög och jämn luftfuktighet i gamla, ostörda skogsmiljöer och är känslig för snabba förändringar av ljus-/vindförhållanden eller uttorkning. Dofttickan är placerad i toppen av Skogsstyrelsens värdepyramid för bedömning av skog med höga naturvärden och signalerar alltid gamla sälgar och skogsområden med höga naturvärden. Avverkning av värdträd (främst sälg) utgör det största hotet och när gamla och olikåldriga skogar med sälg avverkas försvinner oftast sälgen. Dofttickan har minskat med ca 30 % under de senaste 30 åren och är typisk art för </w:t>
-      </w:r>
-      <w:r>
-        <w:rPr>
-          <w:i/>
-        </w:rPr>
-        <w:t>9010 Taiga</w:t>
-      </w:r>
-      <w:r>
-        <w:t xml:space="preserve"> och</w:t>
-      </w:r>
-      <w:r>
-        <w:rPr>
-          <w:i/>
-        </w:rPr>
-        <w:t xml:space="preserve"> 9050 Näringsrik granskog </w:t>
-      </w:r>
-      <w:r>
-        <w:t>(IUCN Redlist, 2024; Nitare &amp; Skogsstyrelsen, 2019; SLU Artdatabanken, 2024).</w:t>
       </w:r>
     </w:p>
     <w:p>
@@ -751,7 +763,7 @@
 </file>
 
 <file path=word/endnotes.xml><?xml version="1.0" encoding="utf-8"?>
-<w:endnotes xmlns:wpc="http://schemas.microsoft.com/office/word/2010/wordprocessingCanvas" xmlns:cx="http://schemas.microsoft.com/office/drawing/2014/chartex" xmlns:cx1="http://schemas.microsoft.com/office/drawing/2015/9/8/chartex" xmlns:cx2="http://schemas.microsoft.com/office/drawing/2015/10/21/chartex" xmlns:cx3="http://schemas.microsoft.com/office/drawing/2016/5/9/chartex" xmlns:cx4="http://schemas.microsoft.com/office/drawing/2016/5/10/chartex" xmlns:cx5="http://schemas.microsoft.com/office/drawing/2016/5/11/chartex" xmlns:cx6="http://schemas.microsoft.com/office/drawing/2016/5/12/chartex" xmlns:cx7="http://schemas.microsoft.com/office/drawing/2016/5/13/chartex" xmlns:cx8="http://schemas.microsoft.com/office/drawing/2016/5/14/chartex" xmlns:mc="http://schemas.openxmlformats.org/markup-compatibility/2006" xmlns:aink="http://schemas.microsoft.com/office/drawing/2016/ink" xmlns:am3d="http://schemas.microsoft.com/office/drawing/2017/model3d" xmlns:o="urn:schemas-microsoft-com:office:office" xmlns:oel="http://schemas.microsoft.com/office/2019/extlst" xmlns:r="http://schemas.openxmlformats.org/officeDocument/2006/relationships" xmlns:m="http://schemas.openxmlformats.org/officeDocument/2006/math" xmlns:v="urn:schemas-microsoft-com:vml" xmlns:wp14="http://schemas.microsoft.com/office/word/2010/wordprocessingDrawing" xmlns:wp="http://schemas.openxmlformats.org/drawingml/2006/wordprocessingDrawing" xmlns:w10="urn:schemas-microsoft-com:office:word" xmlns:w="http://schemas.openxmlformats.org/wordprocessingml/2006/main" xmlns:w14="http://schemas.microsoft.com/office/word/2010/wordml" xmlns:w15="http://schemas.microsoft.com/office/word/2012/wordml" xmlns:w16cex="http://schemas.microsoft.com/office/word/2018/wordml/cex" xmlns:w16cid="http://schemas.microsoft.com/office/word/2016/wordml/cid" xmlns:w16="http://schemas.microsoft.com/office/word/2018/wordml" xmlns:w16sdtdh="http://schemas.microsoft.com/office/word/2020/wordml/sdtdatahash" xmlns:w16se="http://schemas.microsoft.com/office/word/2015/wordml/symex" xmlns:wpg="http://schemas.microsoft.com/office/word/2010/wordprocessingGroup" xmlns:wpi="http://schemas.microsoft.com/office/word/2010/wordprocessingInk" xmlns:wne="http://schemas.microsoft.com/office/word/2006/wordml" xmlns:wps="http://schemas.microsoft.com/office/word/2010/wordprocessingShape" mc:Ignorable="w14 w15 w16se w16cid w16 w16cex w16sdtdh wp14">
+<w:endnotes xmlns:wpc="http://schemas.microsoft.com/office/word/2010/wordprocessingCanvas" xmlns:cx="http://schemas.microsoft.com/office/drawing/2014/chartex" xmlns:cx1="http://schemas.microsoft.com/office/drawing/2015/9/8/chartex" xmlns:cx2="http://schemas.microsoft.com/office/drawing/2015/10/21/chartex" xmlns:cx3="http://schemas.microsoft.com/office/drawing/2016/5/9/chartex" xmlns:cx4="http://schemas.microsoft.com/office/drawing/2016/5/10/chartex" xmlns:cx5="http://schemas.microsoft.com/office/drawing/2016/5/11/chartex" xmlns:cx6="http://schemas.microsoft.com/office/drawing/2016/5/12/chartex" xmlns:cx7="http://schemas.microsoft.com/office/drawing/2016/5/13/chartex" xmlns:cx8="http://schemas.microsoft.com/office/drawing/2016/5/14/chartex" xmlns:mc="http://schemas.openxmlformats.org/markup-compatibility/2006" xmlns:aink="http://schemas.microsoft.com/office/drawing/2016/ink" xmlns:am3d="http://schemas.microsoft.com/office/drawing/2017/model3d" xmlns:o="urn:schemas-microsoft-com:office:office" xmlns:oel="http://schemas.microsoft.com/office/2019/extlst" xmlns:r="http://schemas.openxmlformats.org/officeDocument/2006/relationships" xmlns:m="http://schemas.openxmlformats.org/officeDocument/2006/math" xmlns:v="urn:schemas-microsoft-com:vml" xmlns:wp14="http://schemas.microsoft.com/office/word/2010/wordprocessingDrawing" xmlns:wp="http://schemas.openxmlformats.org/drawingml/2006/wordprocessingDrawing" xmlns:w10="urn:schemas-microsoft-com:office:word" xmlns:w="http://schemas.openxmlformats.org/wordprocessingml/2006/main" xmlns:w14="http://schemas.microsoft.com/office/word/2010/wordml" xmlns:w15="http://schemas.microsoft.com/office/word/2012/wordml" xmlns:w16cex="http://schemas.microsoft.com/office/word/2018/wordml/cex" xmlns:w16cid="http://schemas.microsoft.com/office/word/2016/wordml/cid" xmlns:w16="http://schemas.microsoft.com/office/word/2018/wordml" xmlns:w16du="http://schemas.microsoft.com/office/word/2023/wordml/word16du" xmlns:w16sdtdh="http://schemas.microsoft.com/office/word/2020/wordml/sdtdatahash" xmlns:w16sdtfl="http://schemas.microsoft.com/office/word/2024/wordml/sdtformatlock" xmlns:w16se="http://schemas.microsoft.com/office/word/2015/wordml/symex" xmlns:wpg="http://schemas.microsoft.com/office/word/2010/wordprocessingGroup" xmlns:wpi="http://schemas.microsoft.com/office/word/2010/wordprocessingInk" xmlns:wne="http://schemas.microsoft.com/office/word/2006/wordml" xmlns:wps="http://schemas.microsoft.com/office/word/2010/wordprocessingShape" mc:Ignorable="w14 w15 w16se w16cid w16 w16cex w16sdtdh w16sdtfl w16du wp14">
   <w:endnote w:type="separator" w:id="-1">
     <w:p>
       <w:pPr>
@@ -776,7 +788,7 @@
 </file>
 
 <file path=word/footer1.xml><?xml version="1.0" encoding="utf-8"?>
-<w:ftr xmlns:wpc="http://schemas.microsoft.com/office/word/2010/wordprocessingCanvas" xmlns:cx="http://schemas.microsoft.com/office/drawing/2014/chartex" xmlns:cx1="http://schemas.microsoft.com/office/drawing/2015/9/8/chartex" xmlns:cx2="http://schemas.microsoft.com/office/drawing/2015/10/21/chartex" xmlns:cx3="http://schemas.microsoft.com/office/drawing/2016/5/9/chartex" xmlns:cx4="http://schemas.microsoft.com/office/drawing/2016/5/10/chartex" xmlns:cx5="http://schemas.microsoft.com/office/drawing/2016/5/11/chartex" xmlns:cx6="http://schemas.microsoft.com/office/drawing/2016/5/12/chartex" xmlns:cx7="http://schemas.microsoft.com/office/drawing/2016/5/13/chartex" xmlns:cx8="http://schemas.microsoft.com/office/drawing/2016/5/14/chartex" xmlns:mc="http://schemas.openxmlformats.org/markup-compatibility/2006" xmlns:aink="http://schemas.microsoft.com/office/drawing/2016/ink" xmlns:am3d="http://schemas.microsoft.com/office/drawing/2017/model3d" xmlns:o="urn:schemas-microsoft-com:office:office" xmlns:oel="http://schemas.microsoft.com/office/2019/extlst" xmlns:r="http://schemas.openxmlformats.org/officeDocument/2006/relationships" xmlns:m="http://schemas.openxmlformats.org/officeDocument/2006/math" xmlns:v="urn:schemas-microsoft-com:vml" xmlns:wp14="http://schemas.microsoft.com/office/word/2010/wordprocessingDrawing" xmlns:wp="http://schemas.openxmlformats.org/drawingml/2006/wordprocessingDrawing" xmlns:w10="urn:schemas-microsoft-com:office:word" xmlns:w="http://schemas.openxmlformats.org/wordprocessingml/2006/main" xmlns:w14="http://schemas.microsoft.com/office/word/2010/wordml" xmlns:w15="http://schemas.microsoft.com/office/word/2012/wordml" xmlns:w16cex="http://schemas.microsoft.com/office/word/2018/wordml/cex" xmlns:w16cid="http://schemas.microsoft.com/office/word/2016/wordml/cid" xmlns:w16="http://schemas.microsoft.com/office/word/2018/wordml" xmlns:w16sdtdh="http://schemas.microsoft.com/office/word/2020/wordml/sdtdatahash" xmlns:w16se="http://schemas.microsoft.com/office/word/2015/wordml/symex" xmlns:wpg="http://schemas.microsoft.com/office/word/2010/wordprocessingGroup" xmlns:wpi="http://schemas.microsoft.com/office/word/2010/wordprocessingInk" xmlns:wne="http://schemas.microsoft.com/office/word/2006/wordml" xmlns:wps="http://schemas.microsoft.com/office/word/2010/wordprocessingShape" mc:Ignorable="w14 w15 w16se w16cid w16 w16cex w16sdtdh wp14">
+<w:ftr xmlns:wpc="http://schemas.microsoft.com/office/word/2010/wordprocessingCanvas" xmlns:cx="http://schemas.microsoft.com/office/drawing/2014/chartex" xmlns:cx1="http://schemas.microsoft.com/office/drawing/2015/9/8/chartex" xmlns:cx2="http://schemas.microsoft.com/office/drawing/2015/10/21/chartex" xmlns:cx3="http://schemas.microsoft.com/office/drawing/2016/5/9/chartex" xmlns:cx4="http://schemas.microsoft.com/office/drawing/2016/5/10/chartex" xmlns:cx5="http://schemas.microsoft.com/office/drawing/2016/5/11/chartex" xmlns:cx6="http://schemas.microsoft.com/office/drawing/2016/5/12/chartex" xmlns:cx7="http://schemas.microsoft.com/office/drawing/2016/5/13/chartex" xmlns:cx8="http://schemas.microsoft.com/office/drawing/2016/5/14/chartex" xmlns:mc="http://schemas.openxmlformats.org/markup-compatibility/2006" xmlns:aink="http://schemas.microsoft.com/office/drawing/2016/ink" xmlns:am3d="http://schemas.microsoft.com/office/drawing/2017/model3d" xmlns:o="urn:schemas-microsoft-com:office:office" xmlns:oel="http://schemas.microsoft.com/office/2019/extlst" xmlns:r="http://schemas.openxmlformats.org/officeDocument/2006/relationships" xmlns:m="http://schemas.openxmlformats.org/officeDocument/2006/math" xmlns:v="urn:schemas-microsoft-com:vml" xmlns:wp14="http://schemas.microsoft.com/office/word/2010/wordprocessingDrawing" xmlns:wp="http://schemas.openxmlformats.org/drawingml/2006/wordprocessingDrawing" xmlns:w10="urn:schemas-microsoft-com:office:word" xmlns:w="http://schemas.openxmlformats.org/wordprocessingml/2006/main" xmlns:w14="http://schemas.microsoft.com/office/word/2010/wordml" xmlns:w15="http://schemas.microsoft.com/office/word/2012/wordml" xmlns:w16cex="http://schemas.microsoft.com/office/word/2018/wordml/cex" xmlns:w16cid="http://schemas.microsoft.com/office/word/2016/wordml/cid" xmlns:w16="http://schemas.microsoft.com/office/word/2018/wordml" xmlns:w16du="http://schemas.microsoft.com/office/word/2023/wordml/word16du" xmlns:w16sdtdh="http://schemas.microsoft.com/office/word/2020/wordml/sdtdatahash" xmlns:w16sdtfl="http://schemas.microsoft.com/office/word/2024/wordml/sdtformatlock" xmlns:w16se="http://schemas.microsoft.com/office/word/2015/wordml/symex" xmlns:wpg="http://schemas.microsoft.com/office/word/2010/wordprocessingGroup" xmlns:wpi="http://schemas.microsoft.com/office/word/2010/wordprocessingInk" xmlns:wne="http://schemas.microsoft.com/office/word/2006/wordml" xmlns:wps="http://schemas.microsoft.com/office/word/2010/wordprocessingShape" mc:Ignorable="w14 w15 w16se w16cid w16 w16cex w16sdtdh w16sdtfl w16du wp14">
   <w:p>
     <w:pPr>
       <w:pStyle w:val="Footer"/>
@@ -786,7 +798,7 @@
 </file>
 
 <file path=word/footer2.xml><?xml version="1.0" encoding="utf-8"?>
-<w:ftr xmlns:wpc="http://schemas.microsoft.com/office/word/2010/wordprocessingCanvas" xmlns:cx="http://schemas.microsoft.com/office/drawing/2014/chartex" xmlns:cx1="http://schemas.microsoft.com/office/drawing/2015/9/8/chartex" xmlns:cx2="http://schemas.microsoft.com/office/drawing/2015/10/21/chartex" xmlns:cx3="http://schemas.microsoft.com/office/drawing/2016/5/9/chartex" xmlns:cx4="http://schemas.microsoft.com/office/drawing/2016/5/10/chartex" xmlns:cx5="http://schemas.microsoft.com/office/drawing/2016/5/11/chartex" xmlns:cx6="http://schemas.microsoft.com/office/drawing/2016/5/12/chartex" xmlns:cx7="http://schemas.microsoft.com/office/drawing/2016/5/13/chartex" xmlns:cx8="http://schemas.microsoft.com/office/drawing/2016/5/14/chartex" xmlns:mc="http://schemas.openxmlformats.org/markup-compatibility/2006" xmlns:aink="http://schemas.microsoft.com/office/drawing/2016/ink" xmlns:am3d="http://schemas.microsoft.com/office/drawing/2017/model3d" xmlns:o="urn:schemas-microsoft-com:office:office" xmlns:oel="http://schemas.microsoft.com/office/2019/extlst" xmlns:r="http://schemas.openxmlformats.org/officeDocument/2006/relationships" xmlns:m="http://schemas.openxmlformats.org/officeDocument/2006/math" xmlns:v="urn:schemas-microsoft-com:vml" xmlns:wp14="http://schemas.microsoft.com/office/word/2010/wordprocessingDrawing" xmlns:wp="http://schemas.openxmlformats.org/drawingml/2006/wordprocessingDrawing" xmlns:w10="urn:schemas-microsoft-com:office:word" xmlns:w="http://schemas.openxmlformats.org/wordprocessingml/2006/main" xmlns:w14="http://schemas.microsoft.com/office/word/2010/wordml" xmlns:w15="http://schemas.microsoft.com/office/word/2012/wordml" xmlns:w16cex="http://schemas.microsoft.com/office/word/2018/wordml/cex" xmlns:w16cid="http://schemas.microsoft.com/office/word/2016/wordml/cid" xmlns:w16="http://schemas.microsoft.com/office/word/2018/wordml" xmlns:w16sdtdh="http://schemas.microsoft.com/office/word/2020/wordml/sdtdatahash" xmlns:w16se="http://schemas.microsoft.com/office/word/2015/wordml/symex" xmlns:wpg="http://schemas.microsoft.com/office/word/2010/wordprocessingGroup" xmlns:wpi="http://schemas.microsoft.com/office/word/2010/wordprocessingInk" xmlns:wne="http://schemas.microsoft.com/office/word/2006/wordml" xmlns:wps="http://schemas.microsoft.com/office/word/2010/wordprocessingShape" mc:Ignorable="w14 w15 w16se w16cid w16 w16cex w16sdtdh wp14">
+<w:ftr xmlns:wpc="http://schemas.microsoft.com/office/word/2010/wordprocessingCanvas" xmlns:cx="http://schemas.microsoft.com/office/drawing/2014/chartex" xmlns:cx1="http://schemas.microsoft.com/office/drawing/2015/9/8/chartex" xmlns:cx2="http://schemas.microsoft.com/office/drawing/2015/10/21/chartex" xmlns:cx3="http://schemas.microsoft.com/office/drawing/2016/5/9/chartex" xmlns:cx4="http://schemas.microsoft.com/office/drawing/2016/5/10/chartex" xmlns:cx5="http://schemas.microsoft.com/office/drawing/2016/5/11/chartex" xmlns:cx6="http://schemas.microsoft.com/office/drawing/2016/5/12/chartex" xmlns:cx7="http://schemas.microsoft.com/office/drawing/2016/5/13/chartex" xmlns:cx8="http://schemas.microsoft.com/office/drawing/2016/5/14/chartex" xmlns:mc="http://schemas.openxmlformats.org/markup-compatibility/2006" xmlns:aink="http://schemas.microsoft.com/office/drawing/2016/ink" xmlns:am3d="http://schemas.microsoft.com/office/drawing/2017/model3d" xmlns:o="urn:schemas-microsoft-com:office:office" xmlns:oel="http://schemas.microsoft.com/office/2019/extlst" xmlns:r="http://schemas.openxmlformats.org/officeDocument/2006/relationships" xmlns:m="http://schemas.openxmlformats.org/officeDocument/2006/math" xmlns:v="urn:schemas-microsoft-com:vml" xmlns:wp14="http://schemas.microsoft.com/office/word/2010/wordprocessingDrawing" xmlns:wp="http://schemas.openxmlformats.org/drawingml/2006/wordprocessingDrawing" xmlns:w10="urn:schemas-microsoft-com:office:word" xmlns:w="http://schemas.openxmlformats.org/wordprocessingml/2006/main" xmlns:w14="http://schemas.microsoft.com/office/word/2010/wordml" xmlns:w15="http://schemas.microsoft.com/office/word/2012/wordml" xmlns:w16cex="http://schemas.microsoft.com/office/word/2018/wordml/cex" xmlns:w16cid="http://schemas.microsoft.com/office/word/2016/wordml/cid" xmlns:w16="http://schemas.microsoft.com/office/word/2018/wordml" xmlns:w16du="http://schemas.microsoft.com/office/word/2023/wordml/word16du" xmlns:w16sdtdh="http://schemas.microsoft.com/office/word/2020/wordml/sdtdatahash" xmlns:w16sdtfl="http://schemas.microsoft.com/office/word/2024/wordml/sdtformatlock" xmlns:w16se="http://schemas.microsoft.com/office/word/2015/wordml/symex" xmlns:wpg="http://schemas.microsoft.com/office/word/2010/wordprocessingGroup" xmlns:wpi="http://schemas.microsoft.com/office/word/2010/wordprocessingInk" xmlns:wne="http://schemas.microsoft.com/office/word/2006/wordml" xmlns:wps="http://schemas.microsoft.com/office/word/2010/wordprocessingShape" mc:Ignorable="w14 w15 w16se w16cid w16 w16cex w16sdtdh w16sdtfl w16du wp14">
   <w:p>
     <w:pPr>
       <w:pStyle w:val="Footer"/>
@@ -796,7 +808,7 @@
 </file>
 
 <file path=word/footer3.xml><?xml version="1.0" encoding="utf-8"?>
-<w:ftr xmlns:wpc="http://schemas.microsoft.com/office/word/2010/wordprocessingCanvas" xmlns:cx="http://schemas.microsoft.com/office/drawing/2014/chartex" xmlns:cx1="http://schemas.microsoft.com/office/drawing/2015/9/8/chartex" xmlns:cx2="http://schemas.microsoft.com/office/drawing/2015/10/21/chartex" xmlns:cx3="http://schemas.microsoft.com/office/drawing/2016/5/9/chartex" xmlns:cx4="http://schemas.microsoft.com/office/drawing/2016/5/10/chartex" xmlns:cx5="http://schemas.microsoft.com/office/drawing/2016/5/11/chartex" xmlns:cx6="http://schemas.microsoft.com/office/drawing/2016/5/12/chartex" xmlns:cx7="http://schemas.microsoft.com/office/drawing/2016/5/13/chartex" xmlns:cx8="http://schemas.microsoft.com/office/drawing/2016/5/14/chartex" xmlns:mc="http://schemas.openxmlformats.org/markup-compatibility/2006" xmlns:aink="http://schemas.microsoft.com/office/drawing/2016/ink" xmlns:am3d="http://schemas.microsoft.com/office/drawing/2017/model3d" xmlns:o="urn:schemas-microsoft-com:office:office" xmlns:oel="http://schemas.microsoft.com/office/2019/extlst" xmlns:r="http://schemas.openxmlformats.org/officeDocument/2006/relationships" xmlns:m="http://schemas.openxmlformats.org/officeDocument/2006/math" xmlns:v="urn:schemas-microsoft-com:vml" xmlns:wp14="http://schemas.microsoft.com/office/word/2010/wordprocessingDrawing" xmlns:wp="http://schemas.openxmlformats.org/drawingml/2006/wordprocessingDrawing" xmlns:w10="urn:schemas-microsoft-com:office:word" xmlns:w="http://schemas.openxmlformats.org/wordprocessingml/2006/main" xmlns:w14="http://schemas.microsoft.com/office/word/2010/wordml" xmlns:w15="http://schemas.microsoft.com/office/word/2012/wordml" xmlns:w16cex="http://schemas.microsoft.com/office/word/2018/wordml/cex" xmlns:w16cid="http://schemas.microsoft.com/office/word/2016/wordml/cid" xmlns:w16="http://schemas.microsoft.com/office/word/2018/wordml" xmlns:w16sdtdh="http://schemas.microsoft.com/office/word/2020/wordml/sdtdatahash" xmlns:w16se="http://schemas.microsoft.com/office/word/2015/wordml/symex" xmlns:wpg="http://schemas.microsoft.com/office/word/2010/wordprocessingGroup" xmlns:wpi="http://schemas.microsoft.com/office/word/2010/wordprocessingInk" xmlns:wne="http://schemas.microsoft.com/office/word/2006/wordml" xmlns:wps="http://schemas.microsoft.com/office/word/2010/wordprocessingShape" mc:Ignorable="w14 w15 w16se w16cid w16 w16cex w16sdtdh wp14">
+<w:ftr xmlns:wpc="http://schemas.microsoft.com/office/word/2010/wordprocessingCanvas" xmlns:cx="http://schemas.microsoft.com/office/drawing/2014/chartex" xmlns:cx1="http://schemas.microsoft.com/office/drawing/2015/9/8/chartex" xmlns:cx2="http://schemas.microsoft.com/office/drawing/2015/10/21/chartex" xmlns:cx3="http://schemas.microsoft.com/office/drawing/2016/5/9/chartex" xmlns:cx4="http://schemas.microsoft.com/office/drawing/2016/5/10/chartex" xmlns:cx5="http://schemas.microsoft.com/office/drawing/2016/5/11/chartex" xmlns:cx6="http://schemas.microsoft.com/office/drawing/2016/5/12/chartex" xmlns:cx7="http://schemas.microsoft.com/office/drawing/2016/5/13/chartex" xmlns:cx8="http://schemas.microsoft.com/office/drawing/2016/5/14/chartex" xmlns:mc="http://schemas.openxmlformats.org/markup-compatibility/2006" xmlns:aink="http://schemas.microsoft.com/office/drawing/2016/ink" xmlns:am3d="http://schemas.microsoft.com/office/drawing/2017/model3d" xmlns:o="urn:schemas-microsoft-com:office:office" xmlns:oel="http://schemas.microsoft.com/office/2019/extlst" xmlns:r="http://schemas.openxmlformats.org/officeDocument/2006/relationships" xmlns:m="http://schemas.openxmlformats.org/officeDocument/2006/math" xmlns:v="urn:schemas-microsoft-com:vml" xmlns:wp14="http://schemas.microsoft.com/office/word/2010/wordprocessingDrawing" xmlns:wp="http://schemas.openxmlformats.org/drawingml/2006/wordprocessingDrawing" xmlns:w10="urn:schemas-microsoft-com:office:word" xmlns:w="http://schemas.openxmlformats.org/wordprocessingml/2006/main" xmlns:w14="http://schemas.microsoft.com/office/word/2010/wordml" xmlns:w15="http://schemas.microsoft.com/office/word/2012/wordml" xmlns:w16cex="http://schemas.microsoft.com/office/word/2018/wordml/cex" xmlns:w16cid="http://schemas.microsoft.com/office/word/2016/wordml/cid" xmlns:w16="http://schemas.microsoft.com/office/word/2018/wordml" xmlns:w16du="http://schemas.microsoft.com/office/word/2023/wordml/word16du" xmlns:w16sdtdh="http://schemas.microsoft.com/office/word/2020/wordml/sdtdatahash" xmlns:w16sdtfl="http://schemas.microsoft.com/office/word/2024/wordml/sdtformatlock" xmlns:w16se="http://schemas.microsoft.com/office/word/2015/wordml/symex" xmlns:wpg="http://schemas.microsoft.com/office/word/2010/wordprocessingGroup" xmlns:wpi="http://schemas.microsoft.com/office/word/2010/wordprocessingInk" xmlns:wne="http://schemas.microsoft.com/office/word/2006/wordml" xmlns:wps="http://schemas.microsoft.com/office/word/2010/wordprocessingShape" mc:Ignorable="w14 w15 w16se w16cid w16 w16cex w16sdtdh w16sdtfl w16du wp14">
   <w:p>
     <w:pPr>
       <w:pStyle w:val="Footer"/>
@@ -806,7 +818,7 @@
 </file>
 
 <file path=word/footnotes.xml><?xml version="1.0" encoding="utf-8"?>
-<w:footnotes xmlns:wpc="http://schemas.microsoft.com/office/word/2010/wordprocessingCanvas" xmlns:cx="http://schemas.microsoft.com/office/drawing/2014/chartex" xmlns:cx1="http://schemas.microsoft.com/office/drawing/2015/9/8/chartex" xmlns:cx2="http://schemas.microsoft.com/office/drawing/2015/10/21/chartex" xmlns:cx3="http://schemas.microsoft.com/office/drawing/2016/5/9/chartex" xmlns:cx4="http://schemas.microsoft.com/office/drawing/2016/5/10/chartex" xmlns:cx5="http://schemas.microsoft.com/office/drawing/2016/5/11/chartex" xmlns:cx6="http://schemas.microsoft.com/office/drawing/2016/5/12/chartex" xmlns:cx7="http://schemas.microsoft.com/office/drawing/2016/5/13/chartex" xmlns:cx8="http://schemas.microsoft.com/office/drawing/2016/5/14/chartex" xmlns:mc="http://schemas.openxmlformats.org/markup-compatibility/2006" xmlns:aink="http://schemas.microsoft.com/office/drawing/2016/ink" xmlns:am3d="http://schemas.microsoft.com/office/drawing/2017/model3d" xmlns:o="urn:schemas-microsoft-com:office:office" xmlns:oel="http://schemas.microsoft.com/office/2019/extlst" xmlns:r="http://schemas.openxmlformats.org/officeDocument/2006/relationships" xmlns:m="http://schemas.openxmlformats.org/officeDocument/2006/math" xmlns:v="urn:schemas-microsoft-com:vml" xmlns:wp14="http://schemas.microsoft.com/office/word/2010/wordprocessingDrawing" xmlns:wp="http://schemas.openxmlformats.org/drawingml/2006/wordprocessingDrawing" xmlns:w10="urn:schemas-microsoft-com:office:word" xmlns:w="http://schemas.openxmlformats.org/wordprocessingml/2006/main" xmlns:w14="http://schemas.microsoft.com/office/word/2010/wordml" xmlns:w15="http://schemas.microsoft.com/office/word/2012/wordml" xmlns:w16cex="http://schemas.microsoft.com/office/word/2018/wordml/cex" xmlns:w16cid="http://schemas.microsoft.com/office/word/2016/wordml/cid" xmlns:w16="http://schemas.microsoft.com/office/word/2018/wordml" xmlns:w16sdtdh="http://schemas.microsoft.com/office/word/2020/wordml/sdtdatahash" xmlns:w16se="http://schemas.microsoft.com/office/word/2015/wordml/symex" xmlns:wpg="http://schemas.microsoft.com/office/word/2010/wordprocessingGroup" xmlns:wpi="http://schemas.microsoft.com/office/word/2010/wordprocessingInk" xmlns:wne="http://schemas.microsoft.com/office/word/2006/wordml" xmlns:wps="http://schemas.microsoft.com/office/word/2010/wordprocessingShape" mc:Ignorable="w14 w15 w16se w16cid w16 w16cex w16sdtdh wp14">
+<w:footnotes xmlns:wpc="http://schemas.microsoft.com/office/word/2010/wordprocessingCanvas" xmlns:cx="http://schemas.microsoft.com/office/drawing/2014/chartex" xmlns:cx1="http://schemas.microsoft.com/office/drawing/2015/9/8/chartex" xmlns:cx2="http://schemas.microsoft.com/office/drawing/2015/10/21/chartex" xmlns:cx3="http://schemas.microsoft.com/office/drawing/2016/5/9/chartex" xmlns:cx4="http://schemas.microsoft.com/office/drawing/2016/5/10/chartex" xmlns:cx5="http://schemas.microsoft.com/office/drawing/2016/5/11/chartex" xmlns:cx6="http://schemas.microsoft.com/office/drawing/2016/5/12/chartex" xmlns:cx7="http://schemas.microsoft.com/office/drawing/2016/5/13/chartex" xmlns:cx8="http://schemas.microsoft.com/office/drawing/2016/5/14/chartex" xmlns:mc="http://schemas.openxmlformats.org/markup-compatibility/2006" xmlns:aink="http://schemas.microsoft.com/office/drawing/2016/ink" xmlns:am3d="http://schemas.microsoft.com/office/drawing/2017/model3d" xmlns:o="urn:schemas-microsoft-com:office:office" xmlns:oel="http://schemas.microsoft.com/office/2019/extlst" xmlns:r="http://schemas.openxmlformats.org/officeDocument/2006/relationships" xmlns:m="http://schemas.openxmlformats.org/officeDocument/2006/math" xmlns:v="urn:schemas-microsoft-com:vml" xmlns:wp14="http://schemas.microsoft.com/office/word/2010/wordprocessingDrawing" xmlns:wp="http://schemas.openxmlformats.org/drawingml/2006/wordprocessingDrawing" xmlns:w10="urn:schemas-microsoft-com:office:word" xmlns:w="http://schemas.openxmlformats.org/wordprocessingml/2006/main" xmlns:w14="http://schemas.microsoft.com/office/word/2010/wordml" xmlns:w15="http://schemas.microsoft.com/office/word/2012/wordml" xmlns:w16cex="http://schemas.microsoft.com/office/word/2018/wordml/cex" xmlns:w16cid="http://schemas.microsoft.com/office/word/2016/wordml/cid" xmlns:w16="http://schemas.microsoft.com/office/word/2018/wordml" xmlns:w16du="http://schemas.microsoft.com/office/word/2023/wordml/word16du" xmlns:w16sdtdh="http://schemas.microsoft.com/office/word/2020/wordml/sdtdatahash" xmlns:w16sdtfl="http://schemas.microsoft.com/office/word/2024/wordml/sdtformatlock" xmlns:w16se="http://schemas.microsoft.com/office/word/2015/wordml/symex" xmlns:wpg="http://schemas.microsoft.com/office/word/2010/wordprocessingGroup" xmlns:wpi="http://schemas.microsoft.com/office/word/2010/wordprocessingInk" xmlns:wne="http://schemas.microsoft.com/office/word/2006/wordml" xmlns:wps="http://schemas.microsoft.com/office/word/2010/wordprocessingShape" mc:Ignorable="w14 w15 w16se w16cid w16 w16cex w16sdtdh w16sdtfl w16du wp14">
   <w:footnote w:type="separator" w:id="-1">
     <w:p>
       <w:pPr>
@@ -831,7 +843,7 @@
 </file>
 
 <file path=word/header1.xml><?xml version="1.0" encoding="utf-8"?>
-<w:hdr xmlns:wpc="http://schemas.microsoft.com/office/word/2010/wordprocessingCanvas" xmlns:cx="http://schemas.microsoft.com/office/drawing/2014/chartex" xmlns:cx1="http://schemas.microsoft.com/office/drawing/2015/9/8/chartex" xmlns:cx2="http://schemas.microsoft.com/office/drawing/2015/10/21/chartex" xmlns:cx3="http://schemas.microsoft.com/office/drawing/2016/5/9/chartex" xmlns:cx4="http://schemas.microsoft.com/office/drawing/2016/5/10/chartex" xmlns:cx5="http://schemas.microsoft.com/office/drawing/2016/5/11/chartex" xmlns:cx6="http://schemas.microsoft.com/office/drawing/2016/5/12/chartex" xmlns:cx7="http://schemas.microsoft.com/office/drawing/2016/5/13/chartex" xmlns:cx8="http://schemas.microsoft.com/office/drawing/2016/5/14/chartex" xmlns:mc="http://schemas.openxmlformats.org/markup-compatibility/2006" xmlns:aink="http://schemas.microsoft.com/office/drawing/2016/ink" xmlns:am3d="http://schemas.microsoft.com/office/drawing/2017/model3d" xmlns:o="urn:schemas-microsoft-com:office:office" xmlns:oel="http://schemas.microsoft.com/office/2019/extlst" xmlns:r="http://schemas.openxmlformats.org/officeDocument/2006/relationships" xmlns:m="http://schemas.openxmlformats.org/officeDocument/2006/math" xmlns:v="urn:schemas-microsoft-com:vml" xmlns:wp14="http://schemas.microsoft.com/office/word/2010/wordprocessingDrawing" xmlns:wp="http://schemas.openxmlformats.org/drawingml/2006/wordprocessingDrawing" xmlns:w10="urn:schemas-microsoft-com:office:word" xmlns:w="http://schemas.openxmlformats.org/wordprocessingml/2006/main" xmlns:w14="http://schemas.microsoft.com/office/word/2010/wordml" xmlns:w15="http://schemas.microsoft.com/office/word/2012/wordml" xmlns:w16cex="http://schemas.microsoft.com/office/word/2018/wordml/cex" xmlns:w16cid="http://schemas.microsoft.com/office/word/2016/wordml/cid" xmlns:w16="http://schemas.microsoft.com/office/word/2018/wordml" xmlns:w16sdtdh="http://schemas.microsoft.com/office/word/2020/wordml/sdtdatahash" xmlns:w16se="http://schemas.microsoft.com/office/word/2015/wordml/symex" xmlns:wpg="http://schemas.microsoft.com/office/word/2010/wordprocessingGroup" xmlns:wpi="http://schemas.microsoft.com/office/word/2010/wordprocessingInk" xmlns:wne="http://schemas.microsoft.com/office/word/2006/wordml" xmlns:wps="http://schemas.microsoft.com/office/word/2010/wordprocessingShape" mc:Ignorable="w14 w15 w16se w16cid w16 w16cex w16sdtdh wp14">
+<w:hdr xmlns:wpc="http://schemas.microsoft.com/office/word/2010/wordprocessingCanvas" xmlns:cx="http://schemas.microsoft.com/office/drawing/2014/chartex" xmlns:cx1="http://schemas.microsoft.com/office/drawing/2015/9/8/chartex" xmlns:cx2="http://schemas.microsoft.com/office/drawing/2015/10/21/chartex" xmlns:cx3="http://schemas.microsoft.com/office/drawing/2016/5/9/chartex" xmlns:cx4="http://schemas.microsoft.com/office/drawing/2016/5/10/chartex" xmlns:cx5="http://schemas.microsoft.com/office/drawing/2016/5/11/chartex" xmlns:cx6="http://schemas.microsoft.com/office/drawing/2016/5/12/chartex" xmlns:cx7="http://schemas.microsoft.com/office/drawing/2016/5/13/chartex" xmlns:cx8="http://schemas.microsoft.com/office/drawing/2016/5/14/chartex" xmlns:mc="http://schemas.openxmlformats.org/markup-compatibility/2006" xmlns:aink="http://schemas.microsoft.com/office/drawing/2016/ink" xmlns:am3d="http://schemas.microsoft.com/office/drawing/2017/model3d" xmlns:o="urn:schemas-microsoft-com:office:office" xmlns:oel="http://schemas.microsoft.com/office/2019/extlst" xmlns:r="http://schemas.openxmlformats.org/officeDocument/2006/relationships" xmlns:m="http://schemas.openxmlformats.org/officeDocument/2006/math" xmlns:v="urn:schemas-microsoft-com:vml" xmlns:wp14="http://schemas.microsoft.com/office/word/2010/wordprocessingDrawing" xmlns:wp="http://schemas.openxmlformats.org/drawingml/2006/wordprocessingDrawing" xmlns:w10="urn:schemas-microsoft-com:office:word" xmlns:w="http://schemas.openxmlformats.org/wordprocessingml/2006/main" xmlns:w14="http://schemas.microsoft.com/office/word/2010/wordml" xmlns:w15="http://schemas.microsoft.com/office/word/2012/wordml" xmlns:w16cex="http://schemas.microsoft.com/office/word/2018/wordml/cex" xmlns:w16cid="http://schemas.microsoft.com/office/word/2016/wordml/cid" xmlns:w16="http://schemas.microsoft.com/office/word/2018/wordml" xmlns:w16du="http://schemas.microsoft.com/office/word/2023/wordml/word16du" xmlns:w16sdtdh="http://schemas.microsoft.com/office/word/2020/wordml/sdtdatahash" xmlns:w16sdtfl="http://schemas.microsoft.com/office/word/2024/wordml/sdtformatlock" xmlns:w16se="http://schemas.microsoft.com/office/word/2015/wordml/symex" xmlns:wpg="http://schemas.microsoft.com/office/word/2010/wordprocessingGroup" xmlns:wpi="http://schemas.microsoft.com/office/word/2010/wordprocessingInk" xmlns:wne="http://schemas.microsoft.com/office/word/2006/wordml" xmlns:wps="http://schemas.microsoft.com/office/word/2010/wordprocessingShape" mc:Ignorable="w14 w15 w16se w16cid w16 w16cex w16sdtdh w16sdtfl w16du wp14">
   <w:p>
     <w:pPr>
       <w:pStyle w:val="Header"/>
@@ -841,7 +853,7 @@
 </file>
 
 <file path=word/header2.xml><?xml version="1.0" encoding="utf-8"?>
-<w:hdr xmlns:wpc="http://schemas.microsoft.com/office/word/2010/wordprocessingCanvas" xmlns:cx="http://schemas.microsoft.com/office/drawing/2014/chartex" xmlns:cx1="http://schemas.microsoft.com/office/drawing/2015/9/8/chartex" xmlns:cx2="http://schemas.microsoft.com/office/drawing/2015/10/21/chartex" xmlns:cx3="http://schemas.microsoft.com/office/drawing/2016/5/9/chartex" xmlns:cx4="http://schemas.microsoft.com/office/drawing/2016/5/10/chartex" xmlns:cx5="http://schemas.microsoft.com/office/drawing/2016/5/11/chartex" xmlns:cx6="http://schemas.microsoft.com/office/drawing/2016/5/12/chartex" xmlns:cx7="http://schemas.microsoft.com/office/drawing/2016/5/13/chartex" xmlns:cx8="http://schemas.microsoft.com/office/drawing/2016/5/14/chartex" xmlns:mc="http://schemas.openxmlformats.org/markup-compatibility/2006" xmlns:aink="http://schemas.microsoft.com/office/drawing/2016/ink" xmlns:am3d="http://schemas.microsoft.com/office/drawing/2017/model3d" xmlns:o="urn:schemas-microsoft-com:office:office" xmlns:oel="http://schemas.microsoft.com/office/2019/extlst" xmlns:r="http://schemas.openxmlformats.org/officeDocument/2006/relationships" xmlns:m="http://schemas.openxmlformats.org/officeDocument/2006/math" xmlns:v="urn:schemas-microsoft-com:vml" xmlns:wp14="http://schemas.microsoft.com/office/word/2010/wordprocessingDrawing" xmlns:wp="http://schemas.openxmlformats.org/drawingml/2006/wordprocessingDrawing" xmlns:w10="urn:schemas-microsoft-com:office:word" xmlns:w="http://schemas.openxmlformats.org/wordprocessingml/2006/main" xmlns:w14="http://schemas.microsoft.com/office/word/2010/wordml" xmlns:w15="http://schemas.microsoft.com/office/word/2012/wordml" xmlns:w16cex="http://schemas.microsoft.com/office/word/2018/wordml/cex" xmlns:w16cid="http://schemas.microsoft.com/office/word/2016/wordml/cid" xmlns:w16="http://schemas.microsoft.com/office/word/2018/wordml" xmlns:w16sdtdh="http://schemas.microsoft.com/office/word/2020/wordml/sdtdatahash" xmlns:w16se="http://schemas.microsoft.com/office/word/2015/wordml/symex" xmlns:wpg="http://schemas.microsoft.com/office/word/2010/wordprocessingGroup" xmlns:wpi="http://schemas.microsoft.com/office/word/2010/wordprocessingInk" xmlns:wne="http://schemas.microsoft.com/office/word/2006/wordml" xmlns:wps="http://schemas.microsoft.com/office/word/2010/wordprocessingShape" mc:Ignorable="w14 w15 w16se w16cid w16 w16cex w16sdtdh wp14">
+<w:hdr xmlns:wpc="http://schemas.microsoft.com/office/word/2010/wordprocessingCanvas" xmlns:cx="http://schemas.microsoft.com/office/drawing/2014/chartex" xmlns:cx1="http://schemas.microsoft.com/office/drawing/2015/9/8/chartex" xmlns:cx2="http://schemas.microsoft.com/office/drawing/2015/10/21/chartex" xmlns:cx3="http://schemas.microsoft.com/office/drawing/2016/5/9/chartex" xmlns:cx4="http://schemas.microsoft.com/office/drawing/2016/5/10/chartex" xmlns:cx5="http://schemas.microsoft.com/office/drawing/2016/5/11/chartex" xmlns:cx6="http://schemas.microsoft.com/office/drawing/2016/5/12/chartex" xmlns:cx7="http://schemas.microsoft.com/office/drawing/2016/5/13/chartex" xmlns:cx8="http://schemas.microsoft.com/office/drawing/2016/5/14/chartex" xmlns:mc="http://schemas.openxmlformats.org/markup-compatibility/2006" xmlns:aink="http://schemas.microsoft.com/office/drawing/2016/ink" xmlns:am3d="http://schemas.microsoft.com/office/drawing/2017/model3d" xmlns:o="urn:schemas-microsoft-com:office:office" xmlns:oel="http://schemas.microsoft.com/office/2019/extlst" xmlns:r="http://schemas.openxmlformats.org/officeDocument/2006/relationships" xmlns:m="http://schemas.openxmlformats.org/officeDocument/2006/math" xmlns:v="urn:schemas-microsoft-com:vml" xmlns:wp14="http://schemas.microsoft.com/office/word/2010/wordprocessingDrawing" xmlns:wp="http://schemas.openxmlformats.org/drawingml/2006/wordprocessingDrawing" xmlns:w10="urn:schemas-microsoft-com:office:word" xmlns:w="http://schemas.openxmlformats.org/wordprocessingml/2006/main" xmlns:w14="http://schemas.microsoft.com/office/word/2010/wordml" xmlns:w15="http://schemas.microsoft.com/office/word/2012/wordml" xmlns:w16cex="http://schemas.microsoft.com/office/word/2018/wordml/cex" xmlns:w16cid="http://schemas.microsoft.com/office/word/2016/wordml/cid" xmlns:w16="http://schemas.microsoft.com/office/word/2018/wordml" xmlns:w16du="http://schemas.microsoft.com/office/word/2023/wordml/word16du" xmlns:w16sdtdh="http://schemas.microsoft.com/office/word/2020/wordml/sdtdatahash" xmlns:w16sdtfl="http://schemas.microsoft.com/office/word/2024/wordml/sdtformatlock" xmlns:w16se="http://schemas.microsoft.com/office/word/2015/wordml/symex" xmlns:wpg="http://schemas.microsoft.com/office/word/2010/wordprocessingGroup" xmlns:wpi="http://schemas.microsoft.com/office/word/2010/wordprocessingInk" xmlns:wne="http://schemas.microsoft.com/office/word/2006/wordml" xmlns:wps="http://schemas.microsoft.com/office/word/2010/wordprocessingShape" mc:Ignorable="w14 w15 w16se w16cid w16 w16cex w16sdtdh w16sdtfl w16du wp14">
   <w:p>
     <w:pPr>
       <w:pStyle w:val="Header"/>
@@ -852,7 +864,7 @@
 </file>
 
 <file path=word/header3.xml><?xml version="1.0" encoding="utf-8"?>
-<w:hdr xmlns:wpc="http://schemas.microsoft.com/office/word/2010/wordprocessingCanvas" xmlns:cx="http://schemas.microsoft.com/office/drawing/2014/chartex" xmlns:cx1="http://schemas.microsoft.com/office/drawing/2015/9/8/chartex" xmlns:cx2="http://schemas.microsoft.com/office/drawing/2015/10/21/chartex" xmlns:cx3="http://schemas.microsoft.com/office/drawing/2016/5/9/chartex" xmlns:cx4="http://schemas.microsoft.com/office/drawing/2016/5/10/chartex" xmlns:cx5="http://schemas.microsoft.com/office/drawing/2016/5/11/chartex" xmlns:cx6="http://schemas.microsoft.com/office/drawing/2016/5/12/chartex" xmlns:cx7="http://schemas.microsoft.com/office/drawing/2016/5/13/chartex" xmlns:cx8="http://schemas.microsoft.com/office/drawing/2016/5/14/chartex" xmlns:mc="http://schemas.openxmlformats.org/markup-compatibility/2006" xmlns:aink="http://schemas.microsoft.com/office/drawing/2016/ink" xmlns:am3d="http://schemas.microsoft.com/office/drawing/2017/model3d" xmlns:o="urn:schemas-microsoft-com:office:office" xmlns:oel="http://schemas.microsoft.com/office/2019/extlst" xmlns:r="http://schemas.openxmlformats.org/officeDocument/2006/relationships" xmlns:m="http://schemas.openxmlformats.org/officeDocument/2006/math" xmlns:v="urn:schemas-microsoft-com:vml" xmlns:wp14="http://schemas.microsoft.com/office/word/2010/wordprocessingDrawing" xmlns:wp="http://schemas.openxmlformats.org/drawingml/2006/wordprocessingDrawing" xmlns:w10="urn:schemas-microsoft-com:office:word" xmlns:w="http://schemas.openxmlformats.org/wordprocessingml/2006/main" xmlns:w14="http://schemas.microsoft.com/office/word/2010/wordml" xmlns:w15="http://schemas.microsoft.com/office/word/2012/wordml" xmlns:w16cex="http://schemas.microsoft.com/office/word/2018/wordml/cex" xmlns:w16cid="http://schemas.microsoft.com/office/word/2016/wordml/cid" xmlns:w16="http://schemas.microsoft.com/office/word/2018/wordml" xmlns:w16sdtdh="http://schemas.microsoft.com/office/word/2020/wordml/sdtdatahash" xmlns:w16se="http://schemas.microsoft.com/office/word/2015/wordml/symex" xmlns:wpg="http://schemas.microsoft.com/office/word/2010/wordprocessingGroup" xmlns:wpi="http://schemas.microsoft.com/office/word/2010/wordprocessingInk" xmlns:wne="http://schemas.microsoft.com/office/word/2006/wordml" xmlns:wps="http://schemas.microsoft.com/office/word/2010/wordprocessingShape" mc:Ignorable="w14 w15 w16se w16cid w16 w16cex w16sdtdh wp14">
+<w:hdr xmlns:wpc="http://schemas.microsoft.com/office/word/2010/wordprocessingCanvas" xmlns:cx="http://schemas.microsoft.com/office/drawing/2014/chartex" xmlns:cx1="http://schemas.microsoft.com/office/drawing/2015/9/8/chartex" xmlns:cx2="http://schemas.microsoft.com/office/drawing/2015/10/21/chartex" xmlns:cx3="http://schemas.microsoft.com/office/drawing/2016/5/9/chartex" xmlns:cx4="http://schemas.microsoft.com/office/drawing/2016/5/10/chartex" xmlns:cx5="http://schemas.microsoft.com/office/drawing/2016/5/11/chartex" xmlns:cx6="http://schemas.microsoft.com/office/drawing/2016/5/12/chartex" xmlns:cx7="http://schemas.microsoft.com/office/drawing/2016/5/13/chartex" xmlns:cx8="http://schemas.microsoft.com/office/drawing/2016/5/14/chartex" xmlns:mc="http://schemas.openxmlformats.org/markup-compatibility/2006" xmlns:aink="http://schemas.microsoft.com/office/drawing/2016/ink" xmlns:am3d="http://schemas.microsoft.com/office/drawing/2017/model3d" xmlns:o="urn:schemas-microsoft-com:office:office" xmlns:oel="http://schemas.microsoft.com/office/2019/extlst" xmlns:r="http://schemas.openxmlformats.org/officeDocument/2006/relationships" xmlns:m="http://schemas.openxmlformats.org/officeDocument/2006/math" xmlns:v="urn:schemas-microsoft-com:vml" xmlns:wp14="http://schemas.microsoft.com/office/word/2010/wordprocessingDrawing" xmlns:wp="http://schemas.openxmlformats.org/drawingml/2006/wordprocessingDrawing" xmlns:w10="urn:schemas-microsoft-com:office:word" xmlns:w="http://schemas.openxmlformats.org/wordprocessingml/2006/main" xmlns:w14="http://schemas.microsoft.com/office/word/2010/wordml" xmlns:w15="http://schemas.microsoft.com/office/word/2012/wordml" xmlns:w16cex="http://schemas.microsoft.com/office/word/2018/wordml/cex" xmlns:w16cid="http://schemas.microsoft.com/office/word/2016/wordml/cid" xmlns:w16="http://schemas.microsoft.com/office/word/2018/wordml" xmlns:w16du="http://schemas.microsoft.com/office/word/2023/wordml/word16du" xmlns:w16sdtdh="http://schemas.microsoft.com/office/word/2020/wordml/sdtdatahash" xmlns:w16sdtfl="http://schemas.microsoft.com/office/word/2024/wordml/sdtformatlock" xmlns:w16se="http://schemas.microsoft.com/office/word/2015/wordml/symex" xmlns:wpg="http://schemas.microsoft.com/office/word/2010/wordprocessingGroup" xmlns:wpi="http://schemas.microsoft.com/office/word/2010/wordprocessingInk" xmlns:wne="http://schemas.microsoft.com/office/word/2006/wordml" xmlns:wps="http://schemas.microsoft.com/office/word/2010/wordprocessingShape" mc:Ignorable="w14 w15 w16se w16cid w16 w16cex w16sdtdh w16sdtfl w16du wp14">
   <w:p>
     <w:pPr>
       <w:pStyle w:val="Header"/>
@@ -861,7 +873,7 @@
     <w:r>
       <w:tab/>
       <w:tab/>
-      <w:t>2026-06-17</w:t>
+      <w:t>2026-06-18</w:t>
       <w:br/>
       <w:br/>
     </w:r>
@@ -878,7 +890,7 @@
 </file>
 
 <file path=word/numbering.xml><?xml version="1.0" encoding="utf-8"?>
-<w:numbering xmlns:wpc="http://schemas.microsoft.com/office/word/2010/wordprocessingCanvas" xmlns:cx="http://schemas.microsoft.com/office/drawing/2014/chartex" xmlns:cx1="http://schemas.microsoft.com/office/drawing/2015/9/8/chartex" xmlns:cx2="http://schemas.microsoft.com/office/drawing/2015/10/21/chartex" xmlns:cx3="http://schemas.microsoft.com/office/drawing/2016/5/9/chartex" xmlns:cx4="http://schemas.microsoft.com/office/drawing/2016/5/10/chartex" xmlns:cx5="http://schemas.microsoft.com/office/drawing/2016/5/11/chartex" xmlns:cx6="http://schemas.microsoft.com/office/drawing/2016/5/12/chartex" xmlns:cx7="http://schemas.microsoft.com/office/drawing/2016/5/13/chartex" xmlns:cx8="http://schemas.microsoft.com/office/drawing/2016/5/14/chartex" xmlns:mc="http://schemas.openxmlformats.org/markup-compatibility/2006" xmlns:aink="http://schemas.microsoft.com/office/drawing/2016/ink" xmlns:am3d="http://schemas.microsoft.com/office/drawing/2017/model3d" xmlns:o="urn:schemas-microsoft-com:office:office" xmlns:oel="http://schemas.microsoft.com/office/2019/extlst" xmlns:r="http://schemas.openxmlformats.org/officeDocument/2006/relationships" xmlns:m="http://schemas.openxmlformats.org/officeDocument/2006/math" xmlns:v="urn:schemas-microsoft-com:vml" xmlns:wp14="http://schemas.microsoft.com/office/word/2010/wordprocessingDrawing" xmlns:wp="http://schemas.openxmlformats.org/drawingml/2006/wordprocessingDrawing" xmlns:w10="urn:schemas-microsoft-com:office:word" xmlns:w="http://schemas.openxmlformats.org/wordprocessingml/2006/main" xmlns:w14="http://schemas.microsoft.com/office/word/2010/wordml" xmlns:w15="http://schemas.microsoft.com/office/word/2012/wordml" xmlns:w16cex="http://schemas.microsoft.com/office/word/2018/wordml/cex" xmlns:w16cid="http://schemas.microsoft.com/office/word/2016/wordml/cid" xmlns:w16="http://schemas.microsoft.com/office/word/2018/wordml" xmlns:w16sdtdh="http://schemas.microsoft.com/office/word/2020/wordml/sdtdatahash" xmlns:w16se="http://schemas.microsoft.com/office/word/2015/wordml/symex" xmlns:wpg="http://schemas.microsoft.com/office/word/2010/wordprocessingGroup" xmlns:wpi="http://schemas.microsoft.com/office/word/2010/wordprocessingInk" xmlns:wne="http://schemas.microsoft.com/office/word/2006/wordml" xmlns:wps="http://schemas.microsoft.com/office/word/2010/wordprocessingShape" mc:Ignorable="w14 w15 w16se w16cid w16 w16cex w16sdtdh wp14">
+<w:numbering xmlns:wpc="http://schemas.microsoft.com/office/word/2010/wordprocessingCanvas" xmlns:cx="http://schemas.microsoft.com/office/drawing/2014/chartex" xmlns:cx1="http://schemas.microsoft.com/office/drawing/2015/9/8/chartex" xmlns:cx2="http://schemas.microsoft.com/office/drawing/2015/10/21/chartex" xmlns:cx3="http://schemas.microsoft.com/office/drawing/2016/5/9/chartex" xmlns:cx4="http://schemas.microsoft.com/office/drawing/2016/5/10/chartex" xmlns:cx5="http://schemas.microsoft.com/office/drawing/2016/5/11/chartex" xmlns:cx6="http://schemas.microsoft.com/office/drawing/2016/5/12/chartex" xmlns:cx7="http://schemas.microsoft.com/office/drawing/2016/5/13/chartex" xmlns:cx8="http://schemas.microsoft.com/office/drawing/2016/5/14/chartex" xmlns:mc="http://schemas.openxmlformats.org/markup-compatibility/2006" xmlns:aink="http://schemas.microsoft.com/office/drawing/2016/ink" xmlns:am3d="http://schemas.microsoft.com/office/drawing/2017/model3d" xmlns:o="urn:schemas-microsoft-com:office:office" xmlns:oel="http://schemas.microsoft.com/office/2019/extlst" xmlns:r="http://schemas.openxmlformats.org/officeDocument/2006/relationships" xmlns:m="http://schemas.openxmlformats.org/officeDocument/2006/math" xmlns:v="urn:schemas-microsoft-com:vml" xmlns:wp14="http://schemas.microsoft.com/office/word/2010/wordprocessingDrawing" xmlns:wp="http://schemas.openxmlformats.org/drawingml/2006/wordprocessingDrawing" xmlns:w10="urn:schemas-microsoft-com:office:word" xmlns:w="http://schemas.openxmlformats.org/wordprocessingml/2006/main" xmlns:w14="http://schemas.microsoft.com/office/word/2010/wordml" xmlns:w15="http://schemas.microsoft.com/office/word/2012/wordml" xmlns:w16cex="http://schemas.microsoft.com/office/word/2018/wordml/cex" xmlns:w16cid="http://schemas.microsoft.com/office/word/2016/wordml/cid" xmlns:w16="http://schemas.microsoft.com/office/word/2018/wordml" xmlns:w16du="http://schemas.microsoft.com/office/word/2023/wordml/word16du" xmlns:w16sdtdh="http://schemas.microsoft.com/office/word/2020/wordml/sdtdatahash" xmlns:w16sdtfl="http://schemas.microsoft.com/office/word/2024/wordml/sdtformatlock" xmlns:w16se="http://schemas.microsoft.com/office/word/2015/wordml/symex" xmlns:wpg="http://schemas.microsoft.com/office/word/2010/wordprocessingGroup" xmlns:wpi="http://schemas.microsoft.com/office/word/2010/wordprocessingInk" xmlns:wne="http://schemas.microsoft.com/office/word/2006/wordml" xmlns:wps="http://schemas.microsoft.com/office/word/2010/wordprocessingShape" mc:Ignorable="w14 w15 w16se w16cid w16 w16cex w16sdtdh w16sdtfl w16du wp14">
   <w:abstractNum w:abstractNumId="0" w15:restartNumberingAfterBreak="0">
     <w:nsid w:val="FFFFFF7C"/>
     <w:multiLevelType w:val="singleLevel"/>
@@ -1081,7 +1093,7 @@
 </file>
 
 <file path=word/styles.xml><?xml version="1.0" encoding="utf-8"?>
-<w:styles xmlns:mc="http://schemas.openxmlformats.org/markup-compatibility/2006" xmlns:r="http://schemas.openxmlformats.org/officeDocument/2006/relationships" xmlns:w="http://schemas.openxmlformats.org/wordprocessingml/2006/main" xmlns:w14="http://schemas.microsoft.com/office/word/2010/wordml" xmlns:w15="http://schemas.microsoft.com/office/word/2012/wordml" xmlns:w16cex="http://schemas.microsoft.com/office/word/2018/wordml/cex" xmlns:w16cid="http://schemas.microsoft.com/office/word/2016/wordml/cid" xmlns:w16="http://schemas.microsoft.com/office/word/2018/wordml" xmlns:w16sdtdh="http://schemas.microsoft.com/office/word/2020/wordml/sdtdatahash" xmlns:w16se="http://schemas.microsoft.com/office/word/2015/wordml/symex" mc:Ignorable="w14 w15 w16se w16cid w16 w16cex w16sdtdh">
+<w:styles xmlns:mc="http://schemas.openxmlformats.org/markup-compatibility/2006" xmlns:r="http://schemas.openxmlformats.org/officeDocument/2006/relationships" xmlns:w="http://schemas.openxmlformats.org/wordprocessingml/2006/main" xmlns:w14="http://schemas.microsoft.com/office/word/2010/wordml" xmlns:w15="http://schemas.microsoft.com/office/word/2012/wordml" xmlns:w16cex="http://schemas.microsoft.com/office/word/2018/wordml/cex" xmlns:w16cid="http://schemas.microsoft.com/office/word/2016/wordml/cid" xmlns:w16="http://schemas.microsoft.com/office/word/2018/wordml" xmlns:w16du="http://schemas.microsoft.com/office/word/2023/wordml/word16du" xmlns:w16sdtdh="http://schemas.microsoft.com/office/word/2020/wordml/sdtdatahash" xmlns:w16sdtfl="http://schemas.microsoft.com/office/word/2024/wordml/sdtformatlock" xmlns:w16se="http://schemas.microsoft.com/office/word/2015/wordml/symex" mc:Ignorable="w14 w15 w16se w16cid w16 w16cex w16sdtdh w16sdtfl w16du">
   <w:docDefaults>
     <w:rPrDefault>
       <w:rPr>
@@ -1839,7 +1851,7 @@
     <w:link w:val="TitleChar"/>
     <w:uiPriority w:val="10"/>
     <w:qFormat/>
-    <w:rsid w:val="007106C8"/>
+    <w:rsid w:val="00E854FA"/>
     <w:pPr>
       <w:spacing w:after="300" w:line="240" w:lineRule="auto"/>
       <w:contextualSpacing/>
@@ -1849,7 +1861,7 @@
       <w:rFonts w:eastAsiaTheme="majorEastAsia" w:cstheme="majorBidi"/>
       <w:spacing w:val="5"/>
       <w:kern w:val="28"/>
-      <w:sz w:val="52"/>
+      <w:sz w:val="40"/>
       <w:szCs w:val="52"/>
       <w:lang w:val="sv-SE" w:eastAsia="en-US" w:bidi="ar-SA"/>
     </w:rPr>
@@ -1859,12 +1871,12 @@
     <w:basedOn w:val="DefaultParagraphFont"/>
     <w:link w:val="Title"/>
     <w:uiPriority w:val="10"/>
-    <w:rsid w:val="007106C8"/>
+    <w:rsid w:val="00E854FA"/>
     <w:rPr>
       <w:rFonts w:ascii="Times New Roman" w:eastAsiaTheme="majorEastAsia" w:hAnsi="Times New Roman" w:cstheme="majorBidi"/>
       <w:spacing w:val="5"/>
       <w:kern w:val="28"/>
-      <w:sz w:val="52"/>
+      <w:sz w:val="40"/>
       <w:szCs w:val="52"/>
       <w:lang w:val="sv-SE" w:eastAsia="en-US" w:bidi="ar-SA"/>
     </w:rPr>

--- a/klagomål/A 14696-2022 FSC-klagomål.docx
+++ b/klagomål/A 14696-2022 FSC-klagomål.docx
@@ -873,7 +873,7 @@
     <w:r>
       <w:tab/>
       <w:tab/>
-      <w:t>2026-06-18</w:t>
+      <w:t>2026-06-19</w:t>
       <w:br/>
       <w:br/>
     </w:r>

--- a/klagomål/A 14696-2022 FSC-klagomål.docx
+++ b/klagomål/A 14696-2022 FSC-klagomål.docx
@@ -873,7 +873,7 @@
     <w:r>
       <w:tab/>
       <w:tab/>
-      <w:t>2026-06-19</w:t>
+      <w:t>2026-06-20</w:t>
       <w:br/>
       <w:br/>
     </w:r>

--- a/klagomål/A 14696-2022 FSC-klagomål.docx
+++ b/klagomål/A 14696-2022 FSC-klagomål.docx
@@ -168,38 +168,7 @@
     </w:p>
     <w:p>
       <w:r>
-        <w:t>Detta dokument behandlar höga naturvärden i avverkningsanmälan A 14696-2022 i Ragunda kommun som inkom 2022-04-04 och omfattar 3,4 ha.</w:t>
-      </w:r>
-    </w:p>
-    <w:p>
-      <w:r>
-        <w:t>Nedan presenteras fynd av naturvårdsarter och fridlysta arter som gjorts i det avverkningsanmälda området, samt relevanta utdrag ur standarderna för FSC, Chain of Custody, Controlled Wood och PEFC. I BILAGA 1 finns artfakta om rödlistade arter.</w:t>
-      </w:r>
-    </w:p>
-    <w:p>
-      <w:r>
-        <w:t>Vi förväntar oss att ni återkommer med ett skriftligt svar på vårt klagomål och även beskriver vilka korrigerande åtgärder ni satt in för att rätta till identifierade brister i er efterlevnad av den svenska FSC standarden.</w:t>
-      </w:r>
-    </w:p>
-    <w:p>
-      <w:pPr>
-        <w:pStyle w:val="Heading1"/>
-      </w:pPr>
-      <w:r>
-        <w:t>Naturvårdsarter</w:t>
-      </w:r>
-    </w:p>
-    <w:p>
-      <w:r>
-        <w:t>I avverkningsanmälan har följande 2 naturvårdsarter hittats: doftticka (VU, T, §8) och lunglav (NT, T). Av dessa är 2 rödlistade. För rödlistade arter har rödlistekategorin angivits inom parentes. Typiska arter inom Natura 2000 som är kopplade till skogsekosystem har markerats med (T). För fridlysta arter anges även paragrafen i Artskyddsförordningen som arten är fridlyst enligt.</w:t>
-      </w:r>
-    </w:p>
-    <w:p>
-      <w:r>
-        <w:t>De påträffade naturvårdsarterna är ett tydligt kvitto på att det rör sig om en skog med höga naturvärden.</w:t>
-      </w:r>
-      <w:r>
-        <w:t xml:space="preserve"> I Figur 1 visas fyndplatser för naturvårdsarter i området, som finns registrerade på Artportalen.</w:t>
+        <w:t>Detta klagomål behandlar höga naturvärden i avverkningsanmälan A 14696-2022 i Ragunda kommun som inkom 2022-04-04 och omfattar 3,4 ha.</w:t>
       </w:r>
     </w:p>
     <w:p>
@@ -247,20 +216,35 @@
         <w:spacing w:after="240"/>
       </w:pPr>
       <w:r>
-        <w:t>Figur 1. Fyndplatser för naturvårdsarter i avverkningsanmälan (röd linje). Markörer utan svart kant är placerade på fyndplatsen. Markörer med svart kant är placerade vid sidan av fyndplatsen och har ett svart streck som visar fyndplatsens exakta position. Kartans mittpunktskoordinat är N 6980298, E 595722 i SWEREF 99 TM.</w:t>
+        <w:t>Figur 1. Fyndplatser för naturvårdsarter i avverkningsanmälan. Markörer utan svart kant är placerade på fyndplatsen. Markörer med svart kant är placerade vid sidan av fyndplatsen har ett svart streck som visar fyndplatsens exakta position. Kartans mittpunktskoordinat är N 6980298, E 595722 i SWEREF 99 TM.</w:t>
+      </w:r>
+    </w:p>
+    <w:p>
+      <w:r>
+        <w:t>I avverkningsanmälan finns fynd av 2 naturvårdsarter, varav 2 är rödlistade, 1 är fridlyst och 2 är typiska (T): doftticka (VU, T, §8) och lunglav (NT, T). Se Figur 1.</w:t>
+      </w:r>
+    </w:p>
+    <w:p>
+      <w:r>
+        <w:t>Nedan presenteras relevanta utdrag ur standarderna för FSC, Chain of Custody, Controlled Wood och PEFC.</w:t>
+      </w:r>
+    </w:p>
+    <w:p>
+      <w:r>
+        <w:t>Vi förväntar oss att ni återkommer med ett skriftligt svar på vårt klagomål och även beskriver vilka korrigerande åtgärder ni satt in för att rätta till identifierade brister i er efterlevnad av den svenska FSC standarden.</w:t>
       </w:r>
     </w:p>
     <w:p>
       <w:pPr>
-        <w:pStyle w:val="Heading2"/>
+        <w:pStyle w:val="Heading1"/>
       </w:pPr>
       <w:r>
-        <w:t>Fridlysta arter</w:t>
+        <w:t>Naturvårdsarter och fridlysta arter</w:t>
       </w:r>
     </w:p>
     <w:p>
       <w:r>
-        <w:t>Följande fridlysta arter har sina livsmiljöer och växtplatser i den avverkningsanmälda skogen: doftticka (VU, T, §8).</w:t>
+        <w:t>Nedan följer beskrivningar av de naturvårdsarter och fridlysta arter som har sina livsmiljöer och växtplatser i den avverkningsanmälda skogen. Se även ytterligare artfakta i BILAGA 1. De påträffade naturvårdsarterna är ett tydligt kvitto på att det rör sig om en skog med höga naturvärden.</w:t>
       </w:r>
     </w:p>
     <w:p>
@@ -290,14 +274,6 @@
       </w:r>
       <w:r>
         <w:t>(IUCN Redlist, 2024; Nitare &amp; Skogsstyrelsen, 2019; SLU Artdatabanken, 2024).</w:t>
-      </w:r>
-    </w:p>
-    <w:p>
-      <w:pPr>
-        <w:pStyle w:val="Heading2"/>
-      </w:pPr>
-      <w:r>
-        <w:t>Övriga naturvårdsarter</w:t>
       </w:r>
     </w:p>
     <w:p>
@@ -873,7 +849,7 @@
     <w:r>
       <w:tab/>
       <w:tab/>
-      <w:t>2026-06-20</w:t>
+      <w:t>2026-06-21</w:t>
       <w:br/>
       <w:br/>
     </w:r>

--- a/klagomål/A 14696-2022 FSC-klagomål.docx
+++ b/klagomål/A 14696-2022 FSC-klagomål.docx
@@ -849,7 +849,7 @@
     <w:r>
       <w:tab/>
       <w:tab/>
-      <w:t>2026-06-21</w:t>
+      <w:t>2026-06-22</w:t>
       <w:br/>
       <w:br/>
     </w:r>

--- a/klagomål/A 14696-2022 FSC-klagomål.docx
+++ b/klagomål/A 14696-2022 FSC-klagomål.docx
@@ -849,7 +849,7 @@
     <w:r>
       <w:tab/>
       <w:tab/>
-      <w:t>2026-06-22</w:t>
+      <w:t>2026-06-23</w:t>
       <w:br/>
       <w:br/>
     </w:r>

--- a/klagomål/A 14696-2022 FSC-klagomål.docx
+++ b/klagomål/A 14696-2022 FSC-klagomål.docx
@@ -849,7 +849,7 @@
     <w:r>
       <w:tab/>
       <w:tab/>
-      <w:t>2026-06-23</w:t>
+      <w:t>2026-06-24</w:t>
       <w:br/>
       <w:br/>
     </w:r>

--- a/klagomål/A 14696-2022 FSC-klagomål.docx
+++ b/klagomål/A 14696-2022 FSC-klagomål.docx
@@ -849,7 +849,7 @@
     <w:r>
       <w:tab/>
       <w:tab/>
-      <w:t>2026-06-24</w:t>
+      <w:t>2026-06-25</w:t>
       <w:br/>
       <w:br/>
     </w:r>

--- a/klagomål/A 14696-2022 FSC-klagomål.docx
+++ b/klagomål/A 14696-2022 FSC-klagomål.docx
@@ -849,7 +849,7 @@
     <w:r>
       <w:tab/>
       <w:tab/>
-      <w:t>2026-06-25</w:t>
+      <w:t>2026-06-26</w:t>
       <w:br/>
       <w:br/>
     </w:r>

--- a/klagomål/A 14696-2022 FSC-klagomål.docx
+++ b/klagomål/A 14696-2022 FSC-klagomål.docx
@@ -849,7 +849,7 @@
     <w:r>
       <w:tab/>
       <w:tab/>
-      <w:t>2026-06-26</w:t>
+      <w:t>2026-06-27</w:t>
       <w:br/>
       <w:br/>
     </w:r>

--- a/klagomål/A 14696-2022 FSC-klagomål.docx
+++ b/klagomål/A 14696-2022 FSC-klagomål.docx
@@ -849,7 +849,7 @@
     <w:r>
       <w:tab/>
       <w:tab/>
-      <w:t>2026-06-27</w:t>
+      <w:t>2026-06-28</w:t>
       <w:br/>
       <w:br/>
     </w:r>

--- a/klagomål/A 14696-2022 FSC-klagomål.docx
+++ b/klagomål/A 14696-2022 FSC-klagomål.docx
@@ -849,7 +849,7 @@
     <w:r>
       <w:tab/>
       <w:tab/>
-      <w:t>2026-06-28</w:t>
+      <w:t>2026-06-29</w:t>
       <w:br/>
       <w:br/>
     </w:r>

--- a/klagomål/A 14696-2022 FSC-klagomål.docx
+++ b/klagomål/A 14696-2022 FSC-klagomål.docx
@@ -849,7 +849,7 @@
     <w:r>
       <w:tab/>
       <w:tab/>
-      <w:t>2026-06-29</w:t>
+      <w:t>2026-06-30</w:t>
       <w:br/>
       <w:br/>
     </w:r>

--- a/klagomål/A 14696-2022 FSC-klagomål.docx
+++ b/klagomål/A 14696-2022 FSC-klagomål.docx
@@ -849,7 +849,7 @@
     <w:r>
       <w:tab/>
       <w:tab/>
-      <w:t>2026-06-30</w:t>
+      <w:t>2026-07-01</w:t>
       <w:br/>
       <w:br/>
     </w:r>

--- a/klagomål/A 14696-2022 FSC-klagomål.docx
+++ b/klagomål/A 14696-2022 FSC-klagomål.docx
@@ -849,7 +849,7 @@
     <w:r>
       <w:tab/>
       <w:tab/>
-      <w:t>2026-07-01</w:t>
+      <w:t>2026-07-02</w:t>
       <w:br/>
       <w:br/>
     </w:r>

--- a/klagomål/A 14696-2022 FSC-klagomål.docx
+++ b/klagomål/A 14696-2022 FSC-klagomål.docx
@@ -849,7 +849,7 @@
     <w:r>
       <w:tab/>
       <w:tab/>
-      <w:t>2026-07-13</w:t>
+      <w:t>2026-07-14</w:t>
       <w:br/>
       <w:br/>
     </w:r>

--- a/klagomål/A 14696-2022 FSC-klagomål.docx
+++ b/klagomål/A 14696-2022 FSC-klagomål.docx
@@ -849,7 +849,7 @@
     <w:r>
       <w:tab/>
       <w:tab/>
-      <w:t>2026-07-14</w:t>
+      <w:t>2026-07-15</w:t>
       <w:br/>
       <w:br/>
     </w:r>

--- a/klagomål/A 14696-2022 FSC-klagomål.docx
+++ b/klagomål/A 14696-2022 FSC-klagomål.docx
@@ -849,7 +849,7 @@
     <w:r>
       <w:tab/>
       <w:tab/>
-      <w:t>2026-07-15</w:t>
+      <w:t>2026-07-16</w:t>
       <w:br/>
       <w:br/>
     </w:r>

--- a/klagomål/A 14696-2022 FSC-klagomål.docx
+++ b/klagomål/A 14696-2022 FSC-klagomål.docx
@@ -849,7 +849,7 @@
     <w:r>
       <w:tab/>
       <w:tab/>
-      <w:t>2026-07-16</w:t>
+      <w:t>2026-07-17</w:t>
       <w:br/>
       <w:br/>
     </w:r>

--- a/klagomål/A 14696-2022 FSC-klagomål.docx
+++ b/klagomål/A 14696-2022 FSC-klagomål.docx
@@ -849,7 +849,7 @@
     <w:r>
       <w:tab/>
       <w:tab/>
-      <w:t>2026-07-17</w:t>
+      <w:t>2026-07-18</w:t>
       <w:br/>
       <w:br/>
     </w:r>

--- a/klagomål/A 14696-2022 FSC-klagomål.docx
+++ b/klagomål/A 14696-2022 FSC-klagomål.docx
@@ -849,7 +849,7 @@
     <w:r>
       <w:tab/>
       <w:tab/>
-      <w:t>2026-07-18</w:t>
+      <w:t>2026-07-19</w:t>
       <w:br/>
       <w:br/>
     </w:r>

--- a/klagomål/A 14696-2022 FSC-klagomål.docx
+++ b/klagomål/A 14696-2022 FSC-klagomål.docx
@@ -849,7 +849,7 @@
     <w:r>
       <w:tab/>
       <w:tab/>
-      <w:t>2026-07-19</w:t>
+      <w:t>2026-07-20</w:t>
       <w:br/>
       <w:br/>
     </w:r>

--- a/klagomål/A 14696-2022 FSC-klagomål.docx
+++ b/klagomål/A 14696-2022 FSC-klagomål.docx
@@ -849,7 +849,7 @@
     <w:r>
       <w:tab/>
       <w:tab/>
-      <w:t>2026-07-20</w:t>
+      <w:t>2026-07-21</w:t>
       <w:br/>
       <w:br/>
     </w:r>

--- a/klagomål/A 14696-2022 FSC-klagomål.docx
+++ b/klagomål/A 14696-2022 FSC-klagomål.docx
@@ -849,7 +849,7 @@
     <w:r>
       <w:tab/>
       <w:tab/>
-      <w:t>2026-07-21</w:t>
+      <w:t>2026-07-22</w:t>
       <w:br/>
       <w:br/>
     </w:r>

--- a/klagomål/A 14696-2022 FSC-klagomål.docx
+++ b/klagomål/A 14696-2022 FSC-klagomål.docx
@@ -849,7 +849,7 @@
     <w:r>
       <w:tab/>
       <w:tab/>
-      <w:t>2026-07-22</w:t>
+      <w:t>2026-07-23</w:t>
       <w:br/>
       <w:br/>
     </w:r>

--- a/klagomål/A 14696-2022 FSC-klagomål.docx
+++ b/klagomål/A 14696-2022 FSC-klagomål.docx
@@ -849,7 +849,7 @@
     <w:r>
       <w:tab/>
       <w:tab/>
-      <w:t>2026-07-23</w:t>
+      <w:t>2026-07-24</w:t>
       <w:br/>
       <w:br/>
     </w:r>

--- a/klagomål/A 14696-2022 FSC-klagomål.docx
+++ b/klagomål/A 14696-2022 FSC-klagomål.docx
@@ -849,7 +849,7 @@
     <w:r>
       <w:tab/>
       <w:tab/>
-      <w:t>2026-07-24</w:t>
+      <w:t>2026-07-25</w:t>
       <w:br/>
       <w:br/>
     </w:r>

--- a/klagomål/A 14696-2022 FSC-klagomål.docx
+++ b/klagomål/A 14696-2022 FSC-klagomål.docx
@@ -849,7 +849,7 @@
     <w:r>
       <w:tab/>
       <w:tab/>
-      <w:t>2026-07-25</w:t>
+      <w:t>2026-07-26</w:t>
       <w:br/>
       <w:br/>
     </w:r>

--- a/klagomål/A 14696-2022 FSC-klagomål.docx
+++ b/klagomål/A 14696-2022 FSC-klagomål.docx
@@ -849,7 +849,7 @@
     <w:r>
       <w:tab/>
       <w:tab/>
-      <w:t>2026-07-26</w:t>
+      <w:t>2026-07-27</w:t>
       <w:br/>
       <w:br/>
     </w:r>

--- a/klagomål/A 14696-2022 FSC-klagomål.docx
+++ b/klagomål/A 14696-2022 FSC-klagomål.docx
@@ -849,7 +849,7 @@
     <w:r>
       <w:tab/>
       <w:tab/>
-      <w:t>2026-07-27</w:t>
+      <w:t>2026-07-28</w:t>
       <w:br/>
       <w:br/>
     </w:r>

--- a/klagomål/A 14696-2022 FSC-klagomål.docx
+++ b/klagomål/A 14696-2022 FSC-klagomål.docx
@@ -849,7 +849,7 @@
     <w:r>
       <w:tab/>
       <w:tab/>
-      <w:t>2026-07-28</w:t>
+      <w:t>2026-07-29</w:t>
       <w:br/>
       <w:br/>
     </w:r>

--- a/klagomål/A 14696-2022 FSC-klagomål.docx
+++ b/klagomål/A 14696-2022 FSC-klagomål.docx
@@ -849,7 +849,7 @@
     <w:r>
       <w:tab/>
       <w:tab/>
-      <w:t>2026-07-29</w:t>
+      <w:t>2026-07-30</w:t>
       <w:br/>
       <w:br/>
     </w:r>

--- a/klagomål/A 14696-2022 FSC-klagomål.docx
+++ b/klagomål/A 14696-2022 FSC-klagomål.docx
@@ -849,7 +849,7 @@
     <w:r>
       <w:tab/>
       <w:tab/>
-      <w:t>2026-07-30</w:t>
+      <w:t>2026-07-31</w:t>
       <w:br/>
       <w:br/>
     </w:r>

--- a/klagomål/A 14696-2022 FSC-klagomål.docx
+++ b/klagomål/A 14696-2022 FSC-klagomål.docx
@@ -849,7 +849,7 @@
     <w:r>
       <w:tab/>
       <w:tab/>
-      <w:t>2026-07-31</w:t>
+      <w:t>2026-08-01</w:t>
       <w:br/>
       <w:br/>
     </w:r>

--- a/klagomål/A 14696-2022 FSC-klagomål.docx
+++ b/klagomål/A 14696-2022 FSC-klagomål.docx
@@ -849,7 +849,7 @@
     <w:r>
       <w:tab/>
       <w:tab/>
-      <w:t>2026-08-01</w:t>
+      <w:t>2026-08-02</w:t>
       <w:br/>
       <w:br/>
     </w:r>

--- a/klagomål/A 14696-2022 FSC-klagomål.docx
+++ b/klagomål/A 14696-2022 FSC-klagomål.docx
@@ -849,7 +849,7 @@
     <w:r>
       <w:tab/>
       <w:tab/>
-      <w:t>2026-08-02</w:t>
+      <w:t>2026-08-03</w:t>
       <w:br/>
       <w:br/>
     </w:r>

--- a/klagomål/A 14696-2022 FSC-klagomål.docx
+++ b/klagomål/A 14696-2022 FSC-klagomål.docx
@@ -178,7 +178,7 @@
       <w:r>
         <w:drawing>
           <wp:inline xmlns:a="http://schemas.openxmlformats.org/drawingml/2006/main" xmlns:pic="http://schemas.openxmlformats.org/drawingml/2006/picture">
-            <wp:extent cx="5486400" cy="4836542"/>
+            <wp:extent cx="5486400" cy="4600987"/>
             <wp:docPr id="1" name="Picture 1"/>
             <wp:cNvGraphicFramePr>
               <a:graphicFrameLocks noChangeAspect="1"/>
@@ -199,7 +199,7 @@
                   <pic:spPr>
                     <a:xfrm>
                       <a:off x="0" y="0"/>
-                      <a:ext cx="5486400" cy="4836542"/>
+                      <a:ext cx="5486400" cy="4600987"/>
                     </a:xfrm>
                     <a:prstGeom prst="rect"/>
                   </pic:spPr>
@@ -221,7 +221,7 @@
     </w:p>
     <w:p>
       <w:r>
-        <w:t>I avverkningsanmälan finns fynd av 2 naturvårdsarter, varav 2 är rödlistade, 1 är fridlyst och 2 är typiska (T): doftticka (VU, T, §8) och lunglav (NT, T). Se Figur 1.</w:t>
+        <w:t>I avverkningsanmälan finns fynd av 13 naturvårdsarter, varav 9 är rödlistade, 3 är fridlysta, 10 är typiska (T) och 3 är signalarter (S): doftticka (VU, T, §8), garnlav (VU, T), gammelgransskål (NT, T), lunglav (NT, T), skuggblåslav (NT, T), tretåig hackspett (NT, T, §4), ullticka (NT, T), vitgrynig nållav (NT), äggvaxskivling (NT), barkticka (S, T), stuplav (S, T), vedticka (S, T) och fläcknycklar (§8). Se Figur 1.</w:t>
       </w:r>
     </w:p>
     <w:p>
@@ -281,6 +281,55 @@
         <w:rPr>
           <w:b/>
         </w:rPr>
+        <w:t>Garnlav (VU)</w:t>
+      </w:r>
+      <w:r>
+        <w:t xml:space="preserve"> är en utpräglad barrskogsart som ibland kan drapera träden i norrländska grannaturskogar med hög luftfuktighet. Den förekommer även i talldominerade bestånd där den, förutom i trädens grenverk, påträffas hängande över ojämnheter i tallbarken. Arten har minskat starkt i södra och mellersta Sverige och den minskar även i sitt nordliga utbredningsområde. Minskningstakten uppgår till 30 (20–50) % inom 50 år och överstiger gränsvärdet för Sårbar (VU). Orsaken till tillbakagången beror främst på slutavverkningar av naturskogsartade skogar. Bestånd med riklig förekomst bör regelmässigt sparas, vilket även gynnar flera andra sällsynta och rödlistade arter. Garnlav är värdväxt för den mycket sällsynta och akut hotade fjärilen barrskogslavfly (CR) som hör hemma i boreala barrskogar med riklig förekomst av värdväxten. Tidigare kunde arten konstateras årligen på flera platser vid Dala-Floda i Dalarna innan lokalerna kalavverkades. Senaste fyndet i landet av barrskogslavfly är från år 2000 då den påträffades vid Högberget i Sollefteå kommun. Garnlav är typisk art för </w:t>
+      </w:r>
+      <w:r>
+        <w:rPr>
+          <w:i/>
+        </w:rPr>
+        <w:t xml:space="preserve">9010 Taiga </w:t>
+      </w:r>
+      <w:r>
+        <w:t>och</w:t>
+      </w:r>
+      <w:r>
+        <w:rPr>
+          <w:i/>
+        </w:rPr>
+        <w:t xml:space="preserve"> 9070 Trädklädd betesmark</w:t>
+      </w:r>
+      <w:r>
+        <w:t xml:space="preserve"> (SLU Artdatabanken, 2026).</w:t>
+      </w:r>
+    </w:p>
+    <w:p>
+      <w:r>
+        <w:rPr>
+          <w:b/>
+        </w:rPr>
+        <w:t>Gammelgransskål (NT)</w:t>
+      </w:r>
+      <w:r>
+        <w:t xml:space="preserve"> är en liten skålsvamp som växer på gamla granar med skrovlig bark. Typiska växtplatser är gransumpskog i myrkanter, bäckdråg, bäckraviner och skuggiga bergssluttningar, men också skog på torrare mark kan hysa arten om beståndet har stark naturskogskaraktär. Bestånd med arten bör behandlas som nyckelbiotoper och sparas vid en slutavverkning. Även gallring bör undvikas. Gammelgransskål är typisk art för </w:t>
+      </w:r>
+      <w:r>
+        <w:rPr>
+          <w:i/>
+        </w:rPr>
+        <w:t>9010 Taiga</w:t>
+      </w:r>
+      <w:r>
+        <w:t xml:space="preserve"> (SLU Artdatabanken, 2024; Nitare &amp; Skogsstyrelsen, 2019).</w:t>
+      </w:r>
+    </w:p>
+    <w:p>
+      <w:r>
+        <w:rPr>
+          <w:b/>
+        </w:rPr>
         <w:t>Lunglav (NT)</w:t>
       </w:r>
       <w:r>
@@ -330,6 +379,238 @@
       </w:r>
       <w:r>
         <w:t xml:space="preserve"> (SLU Artdatabanken, 2026; Nitare &amp; Skogsstyrelsen, 2019).</w:t>
+      </w:r>
+    </w:p>
+    <w:p>
+      <w:r>
+        <w:rPr>
+          <w:b/>
+        </w:rPr>
+        <w:t>Skuggblåslav (NT)</w:t>
+      </w:r>
+      <w:r>
+        <w:t xml:space="preserve"> växer på silikatsten eller gamla träd i äldre naturskogar med hög luftfuktighet. Den påverkas negativt av brist på kontinuitetsskog och minskningstakten för arten bedöms vara nära gränsvärdet för sårbar (VU). Skuggblåslav är typisk art för </w:t>
+      </w:r>
+      <w:r>
+        <w:rPr>
+          <w:i/>
+        </w:rPr>
+        <w:t xml:space="preserve">9010 Taiga </w:t>
+      </w:r>
+      <w:r>
+        <w:t>(Nitare &amp; Skogsstyrelsen, 2019; SLU Artdatabanken, 2026).</w:t>
+      </w:r>
+    </w:p>
+    <w:p>
+      <w:r>
+        <w:rPr>
+          <w:b/>
+        </w:rPr>
+        <w:t>Tretåig hackspett (NT, §4)</w:t>
+      </w:r>
+      <w:r>
+        <w:t xml:space="preserve"> är rödlistad som nära hotad och ingår i bilaga 1 i EU:s fågeldirektiv. Tretåig hackspett är för sin överlevnad beroende av kontinuerlig tillförsel av äldre döende och död ved, som sker genom naturliga självgallringsprocesser i äldre grannaturskogar och barrblandade naturskogar. Om en skog genom skogsbruk gallras eller glesas ur så upphör och uteblir i stort sett den naturliga självgallringsprocessen för mycket lång tid framöver vilket omöjliggör upprätthållandet av den kontinuerliga ekologiska funktionen i ett område. Det finns studier som visar att naturskogens självgallringsprocess som den tretåiga hackspetten är beroende av, inte kan ersättas med efterlämnad hänsyn i skogsbruket (Imbeau &amp; Desrochers, 2002). Storleken på häckningsreviret varierar med skogstypen, förekomsten av död ved och graden av fragmentering, men är i allmänhet i storleksordningen 25–100 hektar. Vintertid krävs ofta betydligt större områden och det finns studier som antyder att arten behöver minst 100 hektar äldre skog. I områden med låg bonitet kan det behövas över 200 hektar lämpligt habitat för att ett par ska kunna reproducera sig. Områden med dokumenterad permanent förekomst i naturskogsmiljöer har vanligen så stora naturvärden att skogsbruk är olämpligt. Tretåig hackspett är typisk art för </w:t>
+      </w:r>
+      <w:r>
+        <w:rPr>
+          <w:i/>
+        </w:rPr>
+        <w:t xml:space="preserve">9010 Taiga, 9740 Skogsbevuxen myr, 9030 Landhöjningsskog </w:t>
+      </w:r>
+      <w:r>
+        <w:t xml:space="preserve">och </w:t>
+      </w:r>
+      <w:r>
+        <w:rPr>
+          <w:i/>
+        </w:rPr>
+        <w:t>9040 Fjällbjörkskog</w:t>
+      </w:r>
+      <w:r>
+        <w:t xml:space="preserve"> (Skogsstyrelsen, 2016; SLU Artdatabanken, 2024).</w:t>
+      </w:r>
+    </w:p>
+    <w:p>
+      <w:r>
+        <w:rPr>
+          <w:b/>
+        </w:rPr>
+        <w:t>Ullticka (NT)</w:t>
+      </w:r>
+      <w:r>
+        <w:t xml:space="preserve"> är knuten till restbestånd av barrnaturskog och förekommer med ett tydligt optimum i orörda eller måttligt påverkade gamla granskogar där det föreligger viss kontinuitet av grov död ved. Ullticka är en bra signalart inom hela sitt utbredningsområde och i södra Sverige är den sällsynt och en god signalart för skyddsvärda granskogsmiljöer. Den hotas av avverkning och fragmentering av naturskog och äldre granskog med lång trädkontinuitet. På ullticka kan ibland ulltickeporing (VU) påträffas - det är en sällsynt ticka som nyligen delats upp i de tre olika arterna ulltickeporing </w:t>
+      </w:r>
+      <w:r>
+        <w:rPr>
+          <w:i/>
+        </w:rPr>
+        <w:t xml:space="preserve">Skeletocutis brevispora </w:t>
+      </w:r>
+      <w:r>
+        <w:t>(VU)</w:t>
+      </w:r>
+      <w:r>
+        <w:rPr>
+          <w:i/>
+        </w:rPr>
+        <w:t>, Skeletocutis delicata</w:t>
+      </w:r>
+      <w:r>
+        <w:t xml:space="preserve"> (VU)</w:t>
+      </w:r>
+      <w:r>
+        <w:rPr>
+          <w:i/>
+        </w:rPr>
+        <w:t xml:space="preserve"> och Skeletocutis exilis</w:t>
+      </w:r>
+      <w:r>
+        <w:t xml:space="preserve"> (NT). Ullticka är typisk art för </w:t>
+      </w:r>
+      <w:r>
+        <w:rPr>
+          <w:i/>
+        </w:rPr>
+        <w:t xml:space="preserve">9010 Taiga, 9050 Näringsrik granskog </w:t>
+      </w:r>
+      <w:r>
+        <w:t xml:space="preserve">och </w:t>
+      </w:r>
+      <w:r>
+        <w:rPr>
+          <w:i/>
+        </w:rPr>
+        <w:t>9030 Landhöjningsskog</w:t>
+      </w:r>
+      <w:r>
+        <w:t xml:space="preserve"> (SLU Artdatabanken, 2026; Nitare &amp; Skogsstyrelsen, 2019; Miettinen &amp; Niemelä, 2018).</w:t>
+      </w:r>
+    </w:p>
+    <w:p>
+      <w:r>
+        <w:rPr>
+          <w:b/>
+        </w:rPr>
+        <w:t>Vitgrynig nållav (NT)</w:t>
+      </w:r>
+      <w:r>
+        <w:t xml:space="preserve"> växer nästan uteslutande på bark av gamla, senvuxna granar i skuggiga lägen med hög och jämn luftfuktighet. Den vanligaste naturtypen för arten är kontinuitetsskogar på frisk mark men den finns också i sumpgranskogar. På lång sikt utgör avverkningar av olikåldriga granskogar av naturskogskaraktär ett allvarligt hot mot arten och skogsbruksåtgärder på eller i närheten av växtplatserna bör undvikas. Naturskogsartade, fuktiga granskogar med förekomster av arten signalerar höga biologiska värden och bör bevaras (SLU Artdatabanken, 2024; Nitare &amp; Skogsstyrelsen, 2019).</w:t>
+      </w:r>
+    </w:p>
+    <w:p>
+      <w:r>
+        <w:rPr>
+          <w:b/>
+        </w:rPr>
+        <w:t>Äggvaxskivling (NT)</w:t>
+      </w:r>
+      <w:r>
+        <w:t xml:space="preserve"> bildar mykorrhiza med gran och förekommer huvudsakligen i äldre blåbärsgranskog. Har i Sverige en nordlig utbredningsbild och är relativt vanlig i norra Sverige. Total population i landet bedöms ha minskat kraftigt och fortgående att minska p.g.a. slutavverkningar av kontinuitetsskogar. Skogar med rik förekomst av äggvaxskivling brukar ha en artrik flora av mykorrhizasvampar och kan betraktas som nyckelbiotoper (SLU Artdatabanken, 2024).</w:t>
+      </w:r>
+    </w:p>
+    <w:p>
+      <w:r>
+        <w:rPr>
+          <w:b/>
+        </w:rPr>
+        <w:t>Barkticka</w:t>
+      </w:r>
+      <w:r>
+        <w:t xml:space="preserve"> är en vednedbrytare som växer på barken av döda lövträd, främst asp, men någon gång även på björk eller andra trädslag. På sina växtplatser förekommer den gärna tillsammans med flera ovanliga och rödlistade arter, till exempel olika insekter. Barkticka är typisk art för </w:t>
+      </w:r>
+      <w:r>
+        <w:rPr>
+          <w:i/>
+        </w:rPr>
+        <w:t xml:space="preserve">9010 Taiga </w:t>
+      </w:r>
+      <w:r>
+        <w:t xml:space="preserve">och </w:t>
+      </w:r>
+      <w:r>
+        <w:rPr>
+          <w:i/>
+        </w:rPr>
+        <w:t>9030 Landhöjningsskog</w:t>
+      </w:r>
+      <w:r>
+        <w:t xml:space="preserve"> (SLU Artdatabanken, 2025; Nitare &amp; Skogsstyrelsen, 2019).</w:t>
+      </w:r>
+    </w:p>
+    <w:p>
+      <w:r>
+        <w:rPr>
+          <w:b/>
+        </w:rPr>
+        <w:t>Stuplav</w:t>
+      </w:r>
+      <w:r>
+        <w:t xml:space="preserve"> är en mycket bra signalart i hela sitt utbredningsområde och förekommer nästan enbart i skogsmiljöer med höga naturvärden. Den indikerar långvarig förekomst av gamla lövträd och miljöer med konstant hög luftfuktighet. I skogar med suboceaniskt klimat finns det en mycket sällsynt parasit, njurlavsknapp </w:t>
+      </w:r>
+      <w:r>
+        <w:rPr>
+          <w:i/>
+        </w:rPr>
+        <w:t>Pletocarpon nephromeum</w:t>
+      </w:r>
+      <w:r>
+        <w:t xml:space="preserve"> (EN), som växer på stuplav. Ytterligare tre sällsynta lavparasiter, </w:t>
+      </w:r>
+      <w:r>
+        <w:rPr>
+          <w:i/>
+        </w:rPr>
+        <w:t>Protounguicularia nephromatis</w:t>
+      </w:r>
+      <w:r>
+        <w:t xml:space="preserve"> (VU), </w:t>
+      </w:r>
+      <w:r>
+        <w:rPr>
+          <w:i/>
+        </w:rPr>
+        <w:t>Refractohilum galligenum</w:t>
+      </w:r>
+      <w:r>
+        <w:t xml:space="preserve"> (NT) och </w:t>
+      </w:r>
+      <w:r>
+        <w:rPr>
+          <w:i/>
+        </w:rPr>
+        <w:t>Roselliniella nephromatis</w:t>
+      </w:r>
+      <w:r>
+        <w:t xml:space="preserve"> (DD), kan också påträffas på stuplav. Stuplav är typisk art för </w:t>
+      </w:r>
+      <w:r>
+        <w:rPr>
+          <w:i/>
+        </w:rPr>
+        <w:t>9010 Taiga</w:t>
+      </w:r>
+      <w:r>
+        <w:t xml:space="preserve"> (SLU Artdatabanken, 2026; Nitare &amp; Skogsstyrelsen, 2019).</w:t>
+      </w:r>
+    </w:p>
+    <w:p>
+      <w:r>
+        <w:rPr>
+          <w:b/>
+        </w:rPr>
+        <w:t xml:space="preserve">Vedticka </w:t>
+      </w:r>
+      <w:r>
+        <w:t xml:space="preserve">är en bra signalart söder om den naturliga norrlandsgränsen. Den är huvudsakligen knuten till äldre barrskogar där det föreligger långvarig kontinuitet av död barrved. Vedticka är typisk art för </w:t>
+      </w:r>
+      <w:r>
+        <w:rPr>
+          <w:i/>
+        </w:rPr>
+        <w:t xml:space="preserve">9010 Taiga </w:t>
+      </w:r>
+      <w:r>
+        <w:t>(Nitare &amp; Skogsstyrelsen, 2019; SLU Artdatabanken, 2025).</w:t>
       </w:r>
     </w:p>
     <w:p>
@@ -384,6 +665,22 @@
       <w:r>
         <w:t>I den avverkningsanmälda skogen har fridlysta arter sina livsmiljöer och växtplatser. Att skada de fridlysta arternas livsmiljöer, växtplatser eller ekologiska funktion är inte tillåtet enligt artskyddsförordningen.</w:t>
       </w:r>
+      <w:r>
+        <w:rPr>
+          <w:i/>
+        </w:rPr>
+        <w:t xml:space="preserve"> EU:s medlemsländer och skogsbolag är skyldiga att agera i enlighet med EU:s fågeldirektiv där det uttryckligen står att direktivet gäller för fåglar samt för deras ägg, bon och </w:t>
+      </w:r>
+      <w:r>
+        <w:rPr>
+          <w:b/>
+          <w:i/>
+        </w:rPr>
+        <w:t xml:space="preserve">livsmiljöer </w:t>
+      </w:r>
+      <w:r>
+        <w:t>(artikel 1). Vidare att de åtgärder som vidtas inte får leda till en försämring av den nuvarande situationen beträffande bevarandet av de fågelarter som avses i artikel 1 (artikel 13).</w:t>
+      </w:r>
     </w:p>
     <w:p>
       <w:r>
@@ -422,7 +719,7 @@
         <w:rPr>
           <w:i/>
         </w:rPr>
-        <w:t>I det avverkningsanmälda skogsområdet har 2 naturvårdsarter varav 2 rödlistade arter sina livsmiljöer och växtplatser.</w:t>
+        <w:t>I det avverkningsanmälda skogsområdet har 13 naturvårdsarter varav 9 rödlistade arter sina livsmiljöer och växtplatser.</w:t>
       </w:r>
     </w:p>
     <w:p>
@@ -619,7 +916,9 @@
         <w:pStyle w:val="Title"/>
       </w:pPr>
       <w:r>
-        <w:t>BILAGA 1 – Rödlistade arter</w:t>
+        <w:t>BILAGA 1 –</w:t>
+        <w:br/>
+        <w:t>Fridlysta och rödlistade arter</w:t>
       </w:r>
     </w:p>
     <w:p>
@@ -719,6 +1018,207 @@
       </w:r>
       <w:r>
         <w:t>SLU Artdatabanken, Uppsala.</w:t>
+      </w:r>
+    </w:p>
+    <w:p>
+      <w:pPr>
+        <w:pStyle w:val="Heading1"/>
+      </w:pPr>
+      <w:r>
+        <w:t>Tretåig hackspett – ekologi samt krav på livsmiljön</w:t>
+      </w:r>
+    </w:p>
+    <w:p>
+      <w:r>
+        <w:t xml:space="preserve">Tretåig hackspett (NT) är fridlyst enligt §4 Artskyddsförordningen och finns med som prioriterad art i Skogsstyrelsen vägledning för skogsbruket (bilaga 4 till SVL). I vägledningen står bland annat att: </w:t>
+      </w:r>
+      <w:r>
+        <w:rPr>
+          <w:i/>
+        </w:rPr>
+        <w:t xml:space="preserve">“Tretåig hackspett har stora arealkrav och höga krav på sin livsmiljö. Omdaningen av naturskogar till kulturskogar medför en förlust av viktiga miljöer, något som förstärks av ökad fragmentering till följd av avverkningar.” </w:t>
+      </w:r>
+      <w:r>
+        <w:t xml:space="preserve">Vidare att: </w:t>
+      </w:r>
+      <w:r>
+        <w:rPr>
+          <w:i/>
+        </w:rPr>
+        <w:t>“Områden med dokumenterad permanent förekomst i naturskogsmiljöer har vanligen så stora naturvärden att skogsbruk är olämpligt”</w:t>
+      </w:r>
+      <w:r>
+        <w:t xml:space="preserve"> (SLU Artdatabanken, 2024; Skogsstyrelsen, 2016)</w:t>
+      </w:r>
+      <w:r>
+        <w:rPr>
+          <w:i/>
+        </w:rPr>
+        <w:t>.</w:t>
+      </w:r>
+    </w:p>
+    <w:p>
+      <w:r>
+        <w:t>Tretåig hackspett är beroende av större sammanhängande naturskogar med kontinuerlig tillgång och nybildning av död ved och fragmentering av livsmiljöerna utgör ett stort hot mot arten (se exempelvis Stachura-Skierczynska et al., 2009; Wesolowski et al., 2005; Butler et al., 2004; Pakkala et al., 2002; Amcoff et al., 1996; Virkkala, 1991). Det finns studier som visar att naturskogens självgallringsprocess som den tretåiga hackspetten är beroende av, inte kan ersättas med efterlämnad hänsyn i skogsbruket (Imbeau &amp; Desrochers, 2002).</w:t>
+      </w:r>
+    </w:p>
+    <w:p>
+      <w:r>
+        <w:t>Permanenta revir av tretåig hackspett karaktäriseras ofta av artens typiska ringformigt ordnade hackmärken på framför allt gamla granar. För att säkerställa att inte revir av tretåig hackspett drabbas av avverkningsplanerna bör en inventering göras i området både under häckningstid och under vintern, då arten utnyttjar betydligt större områden än under sommarens häckningsrevir. Storleken på häckningsreviret varierar med skogstypen, förekomsten av död ved och graden av fragmentering, men är i allmänhet i storleksordningen 25–100 hektar (SLU Artdatabanken, 2024; Skogsstyrelsen, 2016).</w:t>
+      </w:r>
+    </w:p>
+    <w:p>
+      <w:r>
+        <w:t xml:space="preserve">Förutom fridlysning enligt §4 Artskyddsförordningen är tretåig hackspett även förtecknad i EU:s fågeldirektiv bilaga 1. Den är typisk art för </w:t>
+      </w:r>
+      <w:r>
+        <w:rPr>
+          <w:i/>
+        </w:rPr>
+        <w:t xml:space="preserve">9010 Taiga, 9740 Skogsbevuxen myr, 9030 Landhöjningsskog </w:t>
+      </w:r>
+      <w:r>
+        <w:t xml:space="preserve">och </w:t>
+      </w:r>
+      <w:r>
+        <w:rPr>
+          <w:i/>
+        </w:rPr>
+        <w:t>9040 Fjällbjörkskog</w:t>
+      </w:r>
+      <w:r>
+        <w:t xml:space="preserve"> samt ingår i Natura 2000 och är förtecknad i Bernkonventionen bilaga II (strikt skyddade djurarter) (SLU Artdatabanken, 2024; Skogsstyrelsen, 2016).</w:t>
+      </w:r>
+    </w:p>
+    <w:p>
+      <w:pPr>
+        <w:pStyle w:val="Heading2"/>
+      </w:pPr>
+      <w:r>
+        <w:t>Referenser – tretåig hackspett</w:t>
+      </w:r>
+    </w:p>
+    <w:p>
+      <w:r>
+        <w:t xml:space="preserve">Amcoff, M. &amp; Eriksson, P. 1996. </w:t>
+      </w:r>
+      <w:r>
+        <w:rPr>
+          <w:i/>
+        </w:rPr>
+        <w:t xml:space="preserve">Förekomst av tretåig hackspett Picoides tridactylus på bestånds- och landskapsnivå. </w:t>
+      </w:r>
+      <w:r>
+        <w:t>Ornis Svecica 6: 107–119.</w:t>
+      </w:r>
+    </w:p>
+    <w:p>
+      <w:r>
+        <w:t xml:space="preserve">Butler, R., Angelstam, P., Ekelund, P. &amp; Schlaeffer, R. 2004. </w:t>
+      </w:r>
+      <w:r>
+        <w:rPr>
+          <w:i/>
+        </w:rPr>
+        <w:t xml:space="preserve">Dead wood threshold values for the three-toed woodpecker presence in boreal and sub-Alpine forest. </w:t>
+      </w:r>
+      <w:r>
+        <w:t>Biological conservation 119(3): 305–318.</w:t>
+      </w:r>
+    </w:p>
+    <w:p>
+      <w:r>
+        <w:t xml:space="preserve">Imbeau, L. &amp; Desrochers, A. 2002. </w:t>
+      </w:r>
+      <w:r>
+        <w:rPr>
+          <w:i/>
+        </w:rPr>
+        <w:t xml:space="preserve">Foraging Ecology and Use of Drumming Trees by Three-Toed Woodpeckers. </w:t>
+      </w:r>
+      <w:r>
+        <w:t>The Journal of Wildlife Management. Vol. 66, No. 1 (Jan., 2002), pp. 222–231.</w:t>
+      </w:r>
+    </w:p>
+    <w:p>
+      <w:r>
+        <w:t xml:space="preserve">Pakkala, T., Hanski, I. &amp; Tomppo, E. 2002. </w:t>
+      </w:r>
+      <w:r>
+        <w:rPr>
+          <w:i/>
+        </w:rPr>
+        <w:t xml:space="preserve">Spatial ecology of the three-toed woodpecker in managed forest landscapes. </w:t>
+      </w:r>
+      <w:r>
+        <w:t>Silva Fennica 36(1): 279–288.</w:t>
+      </w:r>
+    </w:p>
+    <w:p>
+      <w:r>
+        <w:t xml:space="preserve">Skogsstyrelsen, 2016. </w:t>
+      </w:r>
+      <w:r>
+        <w:rPr>
+          <w:i/>
+        </w:rPr>
+        <w:t>Vägledning för hänsyn till fåglar – Tretåig hackspett.</w:t>
+      </w:r>
+    </w:p>
+    <w:p>
+      <w:r>
+        <w:t xml:space="preserve">SLU Artdatabanken, 2024. </w:t>
+      </w:r>
+      <w:r>
+        <w:rPr>
+          <w:i/>
+        </w:rPr>
+        <w:t xml:space="preserve">Artfaktablad. Naturvård – artfakta. </w:t>
+      </w:r>
+      <w:r>
+        <w:t>SLU Artdatabanken, Uppsala.</w:t>
+      </w:r>
+    </w:p>
+    <w:p>
+      <w:r>
+        <w:t xml:space="preserve">Stachura-Skierczynska, K., Tumiel, T. &amp; Skierczynski, M. 2009. </w:t>
+      </w:r>
+      <w:r>
+        <w:rPr>
+          <w:i/>
+        </w:rPr>
+        <w:t xml:space="preserve">Habitat prediction model for three-toed woodpecker and its implications for the conservation of biologically valuable forests. </w:t>
+      </w:r>
+      <w:r>
+        <w:t>Forest Ecology and Management 258(5): 697–703.</w:t>
+      </w:r>
+    </w:p>
+    <w:p>
+      <w:r>
+        <w:t xml:space="preserve">Virkkala, R. 1991. </w:t>
+      </w:r>
+      <w:r>
+        <w:rPr>
+          <w:i/>
+        </w:rPr>
+        <w:t xml:space="preserve">Population trends of forest birds in a Finnish Lapland landscape of large habitat blocks – Consequences of stochastic environmental variation or regional habitat alteration. </w:t>
+      </w:r>
+      <w:r>
+        <w:t>Biological conservation 56(2): 223–240.</w:t>
+      </w:r>
+    </w:p>
+    <w:p>
+      <w:r>
+        <w:t xml:space="preserve">Wesolowski, T., Czeszczewik, D. &amp; Rowinski, P. 2005. </w:t>
+      </w:r>
+      <w:r>
+        <w:rPr>
+          <w:i/>
+        </w:rPr>
+        <w:t xml:space="preserve">Effects of forest management on Three-toed Woodpecker Picoides tridactylus distribution in the Bialowieza Forest (NE Poland): conservation implications. </w:t>
+      </w:r>
+      <w:r>
+        <w:t>Acta Ornithologica 40(1): 53–60.</w:t>
       </w:r>
     </w:p>
     <w:sectPr>
@@ -849,7 +1349,7 @@
     <w:r>
       <w:tab/>
       <w:tab/>
-      <w:t>2026-08-03</w:t>
+      <w:t>2026-08-05</w:t>
       <w:br/>
       <w:br/>
     </w:r>

--- a/klagomål/A 14696-2022 FSC-klagomål.docx
+++ b/klagomål/A 14696-2022 FSC-klagomål.docx
@@ -1349,7 +1349,7 @@
     <w:r>
       <w:tab/>
       <w:tab/>
-      <w:t>2026-08-05</w:t>
+      <w:t>2026-08-07</w:t>
       <w:br/>
       <w:br/>
     </w:r>

--- a/klagomål/A 14696-2022 FSC-klagomål.docx
+++ b/klagomål/A 14696-2022 FSC-klagomål.docx
@@ -1349,7 +1349,7 @@
     <w:r>
       <w:tab/>
       <w:tab/>
-      <w:t>2026-08-07</w:t>
+      <w:t>2026-08-08</w:t>
       <w:br/>
       <w:br/>
     </w:r>

--- a/klagomål/A 14696-2022 FSC-klagomål.docx
+++ b/klagomål/A 14696-2022 FSC-klagomål.docx
@@ -178,7 +178,7 @@
       <w:r>
         <w:drawing>
           <wp:inline xmlns:a="http://schemas.openxmlformats.org/drawingml/2006/main" xmlns:pic="http://schemas.openxmlformats.org/drawingml/2006/picture">
-            <wp:extent cx="5486400" cy="4836542"/>
+            <wp:extent cx="5486400" cy="4600987"/>
             <wp:docPr id="1" name="Picture 1"/>
             <wp:cNvGraphicFramePr>
               <a:graphicFrameLocks noChangeAspect="1"/>
@@ -199,7 +199,7 @@
                   <pic:spPr>
                     <a:xfrm>
                       <a:off x="0" y="0"/>
-                      <a:ext cx="5486400" cy="4836542"/>
+                      <a:ext cx="5486400" cy="4600987"/>
                     </a:xfrm>
                     <a:prstGeom prst="rect"/>
                   </pic:spPr>
@@ -216,12 +216,12 @@
         <w:spacing w:after="240"/>
       </w:pPr>
       <w:r>
-        <w:t>Figur 1. Fyndplatser för naturvårdsarter i avverkningsanmälan. Markörer utan svart kant är placerade på fyndplatsen. Markörer med svart kant är placerade vid sidan av fyndplatsen har ett svart streck som visar fyndplatsens exakta position. Kartans mittpunktskoordinat är N 6980298, E 595722 i SWEREF 99 TM.</w:t>
+        <w:t>Figur 1. Fyndplatser för naturvårdsarter i avverkningsanmälan. Markörer utan svart kant är placerade på fyndplatsen. Markörer med svart kant är placerade vid sidan av fyndplatsen och har ett svart streck som visar fyndplatsens exakta position. Kartans mittpunktskoordinat är N 6980298, E 595722 i SWEREF 99 TM.</w:t>
       </w:r>
     </w:p>
     <w:p>
       <w:r>
-        <w:t>I avverkningsanmälan finns fynd av 2 naturvårdsarter, varav 2 är rödlistade, 1 är fridlyst och 2 är typiska (T): doftticka (VU, T, §8) och lunglav (NT, T). Se Figur 1.</w:t>
+        <w:t>I avverkningsanmälan finns fynd av 13 naturvårdsarter, varav 9 är rödlistade, 3 är fridlysta, 10 är typiska (T) och 3 är signalarter (S): doftticka (VU, T, §8), garnlav (VU, T), gammelgransskål (NT, T), lunglav (NT, T), skuggblåslav (NT, T), tretåig hackspett (NT, T, §4), ullticka (NT, T), vitgrynig nållav (NT), äggvaxskivling (NT), barkticka (S, T), stuplav (S, T), vedticka (S, T) och fläcknycklar (§8). Se Figur 1.</w:t>
       </w:r>
     </w:p>
     <w:p>
@@ -281,6 +281,55 @@
         <w:rPr>
           <w:b/>
         </w:rPr>
+        <w:t>Garnlav (VU)</w:t>
+      </w:r>
+      <w:r>
+        <w:t xml:space="preserve"> är en utpräglad barrskogsart som ibland kan drapera träden i norrländska grannaturskogar med hög luftfuktighet. Den förekommer även i talldominerade bestånd där den, förutom i trädens grenverk, påträffas hängande över ojämnheter i tallbarken. Arten har minskat starkt i södra och mellersta Sverige och den minskar även i sitt nordliga utbredningsområde. Minskningstakten uppgår till 30 (20–50) % inom 50 år och överstiger gränsvärdet för Sårbar (VU). Orsaken till tillbakagången beror främst på slutavverkningar av naturskogsartade skogar. Bestånd med riklig förekomst bör regelmässigt sparas, vilket även gynnar flera andra sällsynta och rödlistade arter. Garnlav är värdväxt för den mycket sällsynta och akut hotade fjärilen barrskogslavfly (CR) som hör hemma i boreala barrskogar med riklig förekomst av värdväxten. Tidigare kunde arten konstateras årligen på flera platser vid Dala-Floda i Dalarna innan lokalerna kalavverkades. Senaste fyndet i landet av barrskogslavfly är från år 2000 då den påträffades vid Högberget i Sollefteå kommun. Garnlav är typisk art för </w:t>
+      </w:r>
+      <w:r>
+        <w:rPr>
+          <w:i/>
+        </w:rPr>
+        <w:t xml:space="preserve">9010 Taiga </w:t>
+      </w:r>
+      <w:r>
+        <w:t>och</w:t>
+      </w:r>
+      <w:r>
+        <w:rPr>
+          <w:i/>
+        </w:rPr>
+        <w:t xml:space="preserve"> 9070 Trädklädd betesmark</w:t>
+      </w:r>
+      <w:r>
+        <w:t xml:space="preserve"> (SLU Artdatabanken, 2026).</w:t>
+      </w:r>
+    </w:p>
+    <w:p>
+      <w:r>
+        <w:rPr>
+          <w:b/>
+        </w:rPr>
+        <w:t>Gammelgransskål (NT)</w:t>
+      </w:r>
+      <w:r>
+        <w:t xml:space="preserve"> är en liten skålsvamp som växer på gamla granar med skrovlig bark. Typiska växtplatser är gransumpskog i myrkanter, bäckdråg, bäckraviner och skuggiga bergssluttningar, men också skog på torrare mark kan hysa arten om beståndet har stark naturskogskaraktär. Bestånd med arten bör behandlas som nyckelbiotoper och sparas vid en slutavverkning. Även gallring bör undvikas. Gammelgransskål är typisk art för </w:t>
+      </w:r>
+      <w:r>
+        <w:rPr>
+          <w:i/>
+        </w:rPr>
+        <w:t>9010 Taiga</w:t>
+      </w:r>
+      <w:r>
+        <w:t xml:space="preserve"> (SLU Artdatabanken, 2024; Nitare &amp; Skogsstyrelsen, 2019).</w:t>
+      </w:r>
+    </w:p>
+    <w:p>
+      <w:r>
+        <w:rPr>
+          <w:b/>
+        </w:rPr>
         <w:t>Lunglav (NT)</w:t>
       </w:r>
       <w:r>
@@ -330,6 +379,238 @@
       </w:r>
       <w:r>
         <w:t xml:space="preserve"> (SLU Artdatabanken, 2026; Nitare &amp; Skogsstyrelsen, 2019).</w:t>
+      </w:r>
+    </w:p>
+    <w:p>
+      <w:r>
+        <w:rPr>
+          <w:b/>
+        </w:rPr>
+        <w:t>Skuggblåslav (NT)</w:t>
+      </w:r>
+      <w:r>
+        <w:t xml:space="preserve"> växer på silikatsten eller gamla träd i äldre naturskogar med hög luftfuktighet. Den påverkas negativt av brist på kontinuitetsskog och minskningstakten för arten bedöms vara nära gränsvärdet för sårbar (VU). Skuggblåslav är typisk art för </w:t>
+      </w:r>
+      <w:r>
+        <w:rPr>
+          <w:i/>
+        </w:rPr>
+        <w:t xml:space="preserve">9010 Taiga </w:t>
+      </w:r>
+      <w:r>
+        <w:t>(Nitare &amp; Skogsstyrelsen, 2019; SLU Artdatabanken, 2026).</w:t>
+      </w:r>
+    </w:p>
+    <w:p>
+      <w:r>
+        <w:rPr>
+          <w:b/>
+        </w:rPr>
+        <w:t>Tretåig hackspett (NT, §4)</w:t>
+      </w:r>
+      <w:r>
+        <w:t xml:space="preserve"> är rödlistad som nära hotad och ingår i bilaga 1 i EU:s fågeldirektiv. Tretåig hackspett är för sin överlevnad beroende av kontinuerlig tillförsel av äldre döende och död ved, som sker genom naturliga självgallringsprocesser i äldre grannaturskogar och barrblandade naturskogar. Om en skog genom skogsbruk gallras eller glesas ur så upphör och uteblir i stort sett den naturliga självgallringsprocessen för mycket lång tid framöver vilket omöjliggör upprätthållandet av den kontinuerliga ekologiska funktionen i ett område. Det finns studier som visar att naturskogens självgallringsprocess som den tretåiga hackspetten är beroende av, inte kan ersättas med efterlämnad hänsyn i skogsbruket (Imbeau &amp; Desrochers, 2002). Storleken på häckningsreviret varierar med skogstypen, förekomsten av död ved och graden av fragmentering, men är i allmänhet i storleksordningen 25–100 hektar. Vintertid krävs ofta betydligt större områden och det finns studier som antyder att arten behöver minst 100 hektar äldre skog. I områden med låg bonitet kan det behövas över 200 hektar lämpligt habitat för att ett par ska kunna reproducera sig. Områden med dokumenterad permanent förekomst i naturskogsmiljöer har vanligen så stora naturvärden att skogsbruk är olämpligt. Tretåig hackspett är typisk art för </w:t>
+      </w:r>
+      <w:r>
+        <w:rPr>
+          <w:i/>
+        </w:rPr>
+        <w:t xml:space="preserve">9010 Taiga, 9740 Skogsbevuxen myr, 9030 Landhöjningsskog </w:t>
+      </w:r>
+      <w:r>
+        <w:t xml:space="preserve">och </w:t>
+      </w:r>
+      <w:r>
+        <w:rPr>
+          <w:i/>
+        </w:rPr>
+        <w:t>9040 Fjällbjörkskog</w:t>
+      </w:r>
+      <w:r>
+        <w:t xml:space="preserve"> (Skogsstyrelsen, 2016; SLU Artdatabanken, 2024).</w:t>
+      </w:r>
+    </w:p>
+    <w:p>
+      <w:r>
+        <w:rPr>
+          <w:b/>
+        </w:rPr>
+        <w:t>Ullticka (NT)</w:t>
+      </w:r>
+      <w:r>
+        <w:t xml:space="preserve"> är knuten till restbestånd av barrnaturskog och förekommer med ett tydligt optimum i orörda eller måttligt påverkade gamla granskogar där det föreligger viss kontinuitet av grov död ved. Ullticka är en bra signalart inom hela sitt utbredningsområde och i södra Sverige är den sällsynt och en god signalart för skyddsvärda granskogsmiljöer. Den hotas av avverkning och fragmentering av naturskog och äldre granskog med lång trädkontinuitet. På ullticka kan ibland ulltickeporing (VU) påträffas - det är en sällsynt ticka som nyligen delats upp i de tre olika arterna ulltickeporing </w:t>
+      </w:r>
+      <w:r>
+        <w:rPr>
+          <w:i/>
+        </w:rPr>
+        <w:t xml:space="preserve">Skeletocutis brevispora </w:t>
+      </w:r>
+      <w:r>
+        <w:t>(VU)</w:t>
+      </w:r>
+      <w:r>
+        <w:rPr>
+          <w:i/>
+        </w:rPr>
+        <w:t>, Skeletocutis delicata</w:t>
+      </w:r>
+      <w:r>
+        <w:t xml:space="preserve"> (VU)</w:t>
+      </w:r>
+      <w:r>
+        <w:rPr>
+          <w:i/>
+        </w:rPr>
+        <w:t xml:space="preserve"> och Skeletocutis exilis</w:t>
+      </w:r>
+      <w:r>
+        <w:t xml:space="preserve"> (NT). Ullticka är typisk art för </w:t>
+      </w:r>
+      <w:r>
+        <w:rPr>
+          <w:i/>
+        </w:rPr>
+        <w:t xml:space="preserve">9010 Taiga, 9050 Näringsrik granskog </w:t>
+      </w:r>
+      <w:r>
+        <w:t xml:space="preserve">och </w:t>
+      </w:r>
+      <w:r>
+        <w:rPr>
+          <w:i/>
+        </w:rPr>
+        <w:t>9030 Landhöjningsskog</w:t>
+      </w:r>
+      <w:r>
+        <w:t xml:space="preserve"> (SLU Artdatabanken, 2026; Nitare &amp; Skogsstyrelsen, 2019; Miettinen &amp; Niemelä, 2018).</w:t>
+      </w:r>
+    </w:p>
+    <w:p>
+      <w:r>
+        <w:rPr>
+          <w:b/>
+        </w:rPr>
+        <w:t>Vitgrynig nållav (NT)</w:t>
+      </w:r>
+      <w:r>
+        <w:t xml:space="preserve"> växer nästan uteslutande på bark av gamla, senvuxna granar i skuggiga lägen med hög och jämn luftfuktighet. Den vanligaste naturtypen för arten är kontinuitetsskogar på frisk mark men den finns också i sumpgranskogar. På lång sikt utgör avverkningar av olikåldriga granskogar av naturskogskaraktär ett allvarligt hot mot arten och skogsbruksåtgärder på eller i närheten av växtplatserna bör undvikas. Naturskogsartade, fuktiga granskogar med förekomster av arten signalerar höga biologiska värden och bör bevaras (SLU Artdatabanken, 2024; Nitare &amp; Skogsstyrelsen, 2019).</w:t>
+      </w:r>
+    </w:p>
+    <w:p>
+      <w:r>
+        <w:rPr>
+          <w:b/>
+        </w:rPr>
+        <w:t>Äggvaxskivling (NT)</w:t>
+      </w:r>
+      <w:r>
+        <w:t xml:space="preserve"> bildar mykorrhiza med gran och förekommer huvudsakligen i äldre blåbärsgranskog. Har i Sverige en nordlig utbredningsbild och är relativt vanlig i norra Sverige. Total population i landet bedöms ha minskat kraftigt och fortgående att minska p.g.a. slutavverkningar av kontinuitetsskogar. Skogar med rik förekomst av äggvaxskivling brukar ha en artrik flora av mykorrhizasvampar och kan betraktas som nyckelbiotoper (SLU Artdatabanken, 2024).</w:t>
+      </w:r>
+    </w:p>
+    <w:p>
+      <w:r>
+        <w:rPr>
+          <w:b/>
+        </w:rPr>
+        <w:t>Barkticka</w:t>
+      </w:r>
+      <w:r>
+        <w:t xml:space="preserve"> är en vednedbrytare som växer på barken av döda lövträd, främst asp, men någon gång även på björk eller andra trädslag. På sina växtplatser förekommer den gärna tillsammans med flera ovanliga och rödlistade arter, till exempel olika insekter. Barkticka är typisk art för </w:t>
+      </w:r>
+      <w:r>
+        <w:rPr>
+          <w:i/>
+        </w:rPr>
+        <w:t xml:space="preserve">9010 Taiga </w:t>
+      </w:r>
+      <w:r>
+        <w:t xml:space="preserve">och </w:t>
+      </w:r>
+      <w:r>
+        <w:rPr>
+          <w:i/>
+        </w:rPr>
+        <w:t>9030 Landhöjningsskog</w:t>
+      </w:r>
+      <w:r>
+        <w:t xml:space="preserve"> (SLU Artdatabanken, 2025; Nitare &amp; Skogsstyrelsen, 2019).</w:t>
+      </w:r>
+    </w:p>
+    <w:p>
+      <w:r>
+        <w:rPr>
+          <w:b/>
+        </w:rPr>
+        <w:t>Stuplav</w:t>
+      </w:r>
+      <w:r>
+        <w:t xml:space="preserve"> är en mycket bra signalart i hela sitt utbredningsområde och förekommer nästan enbart i skogsmiljöer med höga naturvärden. Den indikerar långvarig förekomst av gamla lövträd och miljöer med konstant hög luftfuktighet. I skogar med suboceaniskt klimat finns det en mycket sällsynt parasit, njurlavsknapp </w:t>
+      </w:r>
+      <w:r>
+        <w:rPr>
+          <w:i/>
+        </w:rPr>
+        <w:t>Pletocarpon nephromeum</w:t>
+      </w:r>
+      <w:r>
+        <w:t xml:space="preserve"> (EN), som växer på stuplav. Ytterligare tre sällsynta lavparasiter, </w:t>
+      </w:r>
+      <w:r>
+        <w:rPr>
+          <w:i/>
+        </w:rPr>
+        <w:t>Protounguicularia nephromatis</w:t>
+      </w:r>
+      <w:r>
+        <w:t xml:space="preserve"> (VU), </w:t>
+      </w:r>
+      <w:r>
+        <w:rPr>
+          <w:i/>
+        </w:rPr>
+        <w:t>Refractohilum galligenum</w:t>
+      </w:r>
+      <w:r>
+        <w:t xml:space="preserve"> (NT) och </w:t>
+      </w:r>
+      <w:r>
+        <w:rPr>
+          <w:i/>
+        </w:rPr>
+        <w:t>Roselliniella nephromatis</w:t>
+      </w:r>
+      <w:r>
+        <w:t xml:space="preserve"> (DD), kan också påträffas på stuplav. Stuplav är typisk art för </w:t>
+      </w:r>
+      <w:r>
+        <w:rPr>
+          <w:i/>
+        </w:rPr>
+        <w:t>9010 Taiga</w:t>
+      </w:r>
+      <w:r>
+        <w:t xml:space="preserve"> (SLU Artdatabanken, 2026; Nitare &amp; Skogsstyrelsen, 2019).</w:t>
+      </w:r>
+    </w:p>
+    <w:p>
+      <w:r>
+        <w:rPr>
+          <w:b/>
+        </w:rPr>
+        <w:t xml:space="preserve">Vedticka </w:t>
+      </w:r>
+      <w:r>
+        <w:t xml:space="preserve">är en bra signalart söder om den naturliga norrlandsgränsen. Den är huvudsakligen knuten till äldre barrskogar där det föreligger långvarig kontinuitet av död barrved. Vedticka är typisk art för </w:t>
+      </w:r>
+      <w:r>
+        <w:rPr>
+          <w:i/>
+        </w:rPr>
+        <w:t xml:space="preserve">9010 Taiga </w:t>
+      </w:r>
+      <w:r>
+        <w:t>(Nitare &amp; Skogsstyrelsen, 2019; SLU Artdatabanken, 2025).</w:t>
       </w:r>
     </w:p>
     <w:p>
@@ -384,6 +665,22 @@
       <w:r>
         <w:t>I den avverkningsanmälda skogen har fridlysta arter sina livsmiljöer och växtplatser. Att skada de fridlysta arternas livsmiljöer, växtplatser eller ekologiska funktion är inte tillåtet enligt artskyddsförordningen.</w:t>
       </w:r>
+      <w:r>
+        <w:rPr>
+          <w:i/>
+        </w:rPr>
+        <w:t xml:space="preserve"> EU:s medlemsländer och skogsbolag är skyldiga att agera i enlighet med EU:s fågeldirektiv där det uttryckligen står att direktivet gäller för fåglar samt för deras ägg, bon och </w:t>
+      </w:r>
+      <w:r>
+        <w:rPr>
+          <w:b/>
+          <w:i/>
+        </w:rPr>
+        <w:t xml:space="preserve">livsmiljöer </w:t>
+      </w:r>
+      <w:r>
+        <w:t>(artikel 1). Vidare att de åtgärder som vidtas inte får leda till en försämring av den nuvarande situationen beträffande bevarandet av de fågelarter som avses i artikel 1 (artikel 13).</w:t>
+      </w:r>
     </w:p>
     <w:p>
       <w:r>
@@ -422,7 +719,7 @@
         <w:rPr>
           <w:i/>
         </w:rPr>
-        <w:t>I det avverkningsanmälda skogsområdet har 2 naturvårdsarter varav 2 rödlistade arter sina livsmiljöer och växtplatser.</w:t>
+        <w:t>I det avverkningsanmälda skogsområdet har 13 naturvårdsarter varav 9 rödlistade arter sina livsmiljöer och växtplatser.</w:t>
       </w:r>
     </w:p>
     <w:p>
@@ -619,7 +916,9 @@
         <w:pStyle w:val="Title"/>
       </w:pPr>
       <w:r>
-        <w:t>BILAGA 1 – Rödlistade arter</w:t>
+        <w:t>BILAGA 1 –</w:t>
+        <w:br/>
+        <w:t>Fridlysta och rödlistade arter</w:t>
       </w:r>
     </w:p>
     <w:p>
@@ -719,6 +1018,207 @@
       </w:r>
       <w:r>
         <w:t>SLU Artdatabanken, Uppsala.</w:t>
+      </w:r>
+    </w:p>
+    <w:p>
+      <w:pPr>
+        <w:pStyle w:val="Heading1"/>
+      </w:pPr>
+      <w:r>
+        <w:t>Tretåig hackspett – ekologi samt krav på livsmiljön</w:t>
+      </w:r>
+    </w:p>
+    <w:p>
+      <w:r>
+        <w:t xml:space="preserve">Tretåig hackspett (NT) är fridlyst enligt §4 Artskyddsförordningen och finns med som prioriterad art i Skogsstyrelsen vägledning för skogsbruket (bilaga 4 till SVL). I vägledningen står bland annat att: </w:t>
+      </w:r>
+      <w:r>
+        <w:rPr>
+          <w:i/>
+        </w:rPr>
+        <w:t xml:space="preserve">“Tretåig hackspett har stora arealkrav och höga krav på sin livsmiljö. Omdaningen av naturskogar till kulturskogar medför en förlust av viktiga miljöer, något som förstärks av ökad fragmentering till följd av avverkningar.” </w:t>
+      </w:r>
+      <w:r>
+        <w:t xml:space="preserve">Vidare att: </w:t>
+      </w:r>
+      <w:r>
+        <w:rPr>
+          <w:i/>
+        </w:rPr>
+        <w:t>“Områden med dokumenterad permanent förekomst i naturskogsmiljöer har vanligen så stora naturvärden att skogsbruk är olämpligt”</w:t>
+      </w:r>
+      <w:r>
+        <w:t xml:space="preserve"> (SLU Artdatabanken, 2024; Skogsstyrelsen, 2016)</w:t>
+      </w:r>
+      <w:r>
+        <w:rPr>
+          <w:i/>
+        </w:rPr>
+        <w:t>.</w:t>
+      </w:r>
+    </w:p>
+    <w:p>
+      <w:r>
+        <w:t>Tretåig hackspett är beroende av större sammanhängande naturskogar med kontinuerlig tillgång och nybildning av död ved och fragmentering av livsmiljöerna utgör ett stort hot mot arten (se exempelvis Stachura-Skierczynska et al., 2009; Wesolowski et al., 2005; Butler et al., 2004; Pakkala et al., 2002; Amcoff et al., 1996; Virkkala, 1991). Det finns studier som visar att naturskogens självgallringsprocess som den tretåiga hackspetten är beroende av, inte kan ersättas med efterlämnad hänsyn i skogsbruket (Imbeau &amp; Desrochers, 2002).</w:t>
+      </w:r>
+    </w:p>
+    <w:p>
+      <w:r>
+        <w:t>Permanenta revir av tretåig hackspett karaktäriseras ofta av artens typiska ringformigt ordnade hackmärken på framför allt gamla granar. För att säkerställa att inte revir av tretåig hackspett drabbas av avverkningsplanerna bör en inventering göras i området både under häckningstid och under vintern, då arten utnyttjar betydligt större områden än under sommarens häckningsrevir. Storleken på häckningsreviret varierar med skogstypen, förekomsten av död ved och graden av fragmentering, men är i allmänhet i storleksordningen 25–100 hektar (SLU Artdatabanken, 2024; Skogsstyrelsen, 2016).</w:t>
+      </w:r>
+    </w:p>
+    <w:p>
+      <w:r>
+        <w:t xml:space="preserve">Förutom fridlysning enligt §4 Artskyddsförordningen är tretåig hackspett även förtecknad i EU:s fågeldirektiv bilaga 1. Den är typisk art för </w:t>
+      </w:r>
+      <w:r>
+        <w:rPr>
+          <w:i/>
+        </w:rPr>
+        <w:t xml:space="preserve">9010 Taiga, 9740 Skogsbevuxen myr, 9030 Landhöjningsskog </w:t>
+      </w:r>
+      <w:r>
+        <w:t xml:space="preserve">och </w:t>
+      </w:r>
+      <w:r>
+        <w:rPr>
+          <w:i/>
+        </w:rPr>
+        <w:t>9040 Fjällbjörkskog</w:t>
+      </w:r>
+      <w:r>
+        <w:t xml:space="preserve"> samt ingår i Natura 2000 och är förtecknad i Bernkonventionen bilaga II (strikt skyddade djurarter) (SLU Artdatabanken, 2024; Skogsstyrelsen, 2016).</w:t>
+      </w:r>
+    </w:p>
+    <w:p>
+      <w:pPr>
+        <w:pStyle w:val="Heading2"/>
+      </w:pPr>
+      <w:r>
+        <w:t>Referenser – tretåig hackspett</w:t>
+      </w:r>
+    </w:p>
+    <w:p>
+      <w:r>
+        <w:t xml:space="preserve">Amcoff, M. &amp; Eriksson, P. 1996. </w:t>
+      </w:r>
+      <w:r>
+        <w:rPr>
+          <w:i/>
+        </w:rPr>
+        <w:t xml:space="preserve">Förekomst av tretåig hackspett Picoides tridactylus på bestånds- och landskapsnivå. </w:t>
+      </w:r>
+      <w:r>
+        <w:t>Ornis Svecica 6: 107–119.</w:t>
+      </w:r>
+    </w:p>
+    <w:p>
+      <w:r>
+        <w:t xml:space="preserve">Butler, R., Angelstam, P., Ekelund, P. &amp; Schlaeffer, R. 2004. </w:t>
+      </w:r>
+      <w:r>
+        <w:rPr>
+          <w:i/>
+        </w:rPr>
+        <w:t xml:space="preserve">Dead wood threshold values for the three-toed woodpecker presence in boreal and sub-Alpine forest. </w:t>
+      </w:r>
+      <w:r>
+        <w:t>Biological conservation 119(3): 305–318.</w:t>
+      </w:r>
+    </w:p>
+    <w:p>
+      <w:r>
+        <w:t xml:space="preserve">Imbeau, L. &amp; Desrochers, A. 2002. </w:t>
+      </w:r>
+      <w:r>
+        <w:rPr>
+          <w:i/>
+        </w:rPr>
+        <w:t xml:space="preserve">Foraging Ecology and Use of Drumming Trees by Three-Toed Woodpeckers. </w:t>
+      </w:r>
+      <w:r>
+        <w:t>The Journal of Wildlife Management. Vol. 66, No. 1 (Jan., 2002), pp. 222–231.</w:t>
+      </w:r>
+    </w:p>
+    <w:p>
+      <w:r>
+        <w:t xml:space="preserve">Pakkala, T., Hanski, I. &amp; Tomppo, E. 2002. </w:t>
+      </w:r>
+      <w:r>
+        <w:rPr>
+          <w:i/>
+        </w:rPr>
+        <w:t xml:space="preserve">Spatial ecology of the three-toed woodpecker in managed forest landscapes. </w:t>
+      </w:r>
+      <w:r>
+        <w:t>Silva Fennica 36(1): 279–288.</w:t>
+      </w:r>
+    </w:p>
+    <w:p>
+      <w:r>
+        <w:t xml:space="preserve">Skogsstyrelsen, 2016. </w:t>
+      </w:r>
+      <w:r>
+        <w:rPr>
+          <w:i/>
+        </w:rPr>
+        <w:t>Vägledning för hänsyn till fåglar – Tretåig hackspett.</w:t>
+      </w:r>
+    </w:p>
+    <w:p>
+      <w:r>
+        <w:t xml:space="preserve">SLU Artdatabanken, 2024. </w:t>
+      </w:r>
+      <w:r>
+        <w:rPr>
+          <w:i/>
+        </w:rPr>
+        <w:t xml:space="preserve">Artfaktablad. Naturvård – artfakta. </w:t>
+      </w:r>
+      <w:r>
+        <w:t>SLU Artdatabanken, Uppsala.</w:t>
+      </w:r>
+    </w:p>
+    <w:p>
+      <w:r>
+        <w:t xml:space="preserve">Stachura-Skierczynska, K., Tumiel, T. &amp; Skierczynski, M. 2009. </w:t>
+      </w:r>
+      <w:r>
+        <w:rPr>
+          <w:i/>
+        </w:rPr>
+        <w:t xml:space="preserve">Habitat prediction model for three-toed woodpecker and its implications for the conservation of biologically valuable forests. </w:t>
+      </w:r>
+      <w:r>
+        <w:t>Forest Ecology and Management 258(5): 697–703.</w:t>
+      </w:r>
+    </w:p>
+    <w:p>
+      <w:r>
+        <w:t xml:space="preserve">Virkkala, R. 1991. </w:t>
+      </w:r>
+      <w:r>
+        <w:rPr>
+          <w:i/>
+        </w:rPr>
+        <w:t xml:space="preserve">Population trends of forest birds in a Finnish Lapland landscape of large habitat blocks – Consequences of stochastic environmental variation or regional habitat alteration. </w:t>
+      </w:r>
+      <w:r>
+        <w:t>Biological conservation 56(2): 223–240.</w:t>
+      </w:r>
+    </w:p>
+    <w:p>
+      <w:r>
+        <w:t xml:space="preserve">Wesolowski, T., Czeszczewik, D. &amp; Rowinski, P. 2005. </w:t>
+      </w:r>
+      <w:r>
+        <w:rPr>
+          <w:i/>
+        </w:rPr>
+        <w:t xml:space="preserve">Effects of forest management on Three-toed Woodpecker Picoides tridactylus distribution in the Bialowieza Forest (NE Poland): conservation implications. </w:t>
+      </w:r>
+      <w:r>
+        <w:t>Acta Ornithologica 40(1): 53–60.</w:t>
       </w:r>
     </w:p>
     <w:sectPr>
@@ -849,7 +1349,7 @@
     <w:r>
       <w:tab/>
       <w:tab/>
-      <w:t>2026-08-14</w:t>
+      <w:t>2026-08-15</w:t>
       <w:br/>
       <w:br/>
     </w:r>

--- a/klagomål/A 14696-2022 FSC-klagomål.docx
+++ b/klagomål/A 14696-2022 FSC-klagomål.docx
@@ -1349,7 +1349,7 @@
     <w:r>
       <w:tab/>
       <w:tab/>
-      <w:t>2026-08-15</w:t>
+      <w:t>2026-08-16</w:t>
       <w:br/>
       <w:br/>
     </w:r>

--- a/klagomål/A 14696-2022 FSC-klagomål.docx
+++ b/klagomål/A 14696-2022 FSC-klagomål.docx
@@ -1349,7 +1349,7 @@
     <w:r>
       <w:tab/>
       <w:tab/>
-      <w:t>2026-08-16</w:t>
+      <w:t>2026-08-17</w:t>
       <w:br/>
       <w:br/>
     </w:r>

--- a/klagomål/A 14696-2022 FSC-klagomål.docx
+++ b/klagomål/A 14696-2022 FSC-klagomål.docx
@@ -1349,7 +1349,7 @@
     <w:r>
       <w:tab/>
       <w:tab/>
-      <w:t>2026-08-17</w:t>
+      <w:t>2026-08-18</w:t>
       <w:br/>
       <w:br/>
     </w:r>

--- a/klagomål/A 14696-2022 FSC-klagomål.docx
+++ b/klagomål/A 14696-2022 FSC-klagomål.docx
@@ -1349,7 +1349,7 @@
     <w:r>
       <w:tab/>
       <w:tab/>
-      <w:t>2026-08-18</w:t>
+      <w:t>2026-08-19</w:t>
       <w:br/>
       <w:br/>
     </w:r>

--- a/klagomål/A 14696-2022 FSC-klagomål.docx
+++ b/klagomål/A 14696-2022 FSC-klagomål.docx
@@ -1349,7 +1349,7 @@
     <w:r>
       <w:tab/>
       <w:tab/>
-      <w:t>2026-08-19</w:t>
+      <w:t>2026-08-20</w:t>
       <w:br/>
       <w:br/>
     </w:r>

--- a/klagomål/A 14696-2022 FSC-klagomål.docx
+++ b/klagomål/A 14696-2022 FSC-klagomål.docx
@@ -1349,7 +1349,7 @@
     <w:r>
       <w:tab/>
       <w:tab/>
-      <w:t>2026-08-20</w:t>
+      <w:t>2026-08-21</w:t>
       <w:br/>
       <w:br/>
     </w:r>

--- a/klagomål/A 14696-2022 FSC-klagomål.docx
+++ b/klagomål/A 14696-2022 FSC-klagomål.docx
@@ -1349,7 +1349,7 @@
     <w:r>
       <w:tab/>
       <w:tab/>
-      <w:t>2026-08-21</w:t>
+      <w:t>2026-08-22</w:t>
       <w:br/>
       <w:br/>
     </w:r>

--- a/klagomål/A 14696-2022 FSC-klagomål.docx
+++ b/klagomål/A 14696-2022 FSC-klagomål.docx
@@ -1349,7 +1349,7 @@
     <w:r>
       <w:tab/>
       <w:tab/>
-      <w:t>2026-08-22</w:t>
+      <w:t>2026-08-23</w:t>
       <w:br/>
       <w:br/>
     </w:r>

--- a/klagomål/A 14696-2022 FSC-klagomål.docx
+++ b/klagomål/A 14696-2022 FSC-klagomål.docx
@@ -1349,7 +1349,7 @@
     <w:r>
       <w:tab/>
       <w:tab/>
-      <w:t>2026-08-23</w:t>
+      <w:t>2026-08-24</w:t>
       <w:br/>
       <w:br/>
     </w:r>

--- a/klagomål/A 14696-2022 FSC-klagomål.docx
+++ b/klagomål/A 14696-2022 FSC-klagomål.docx
@@ -1349,7 +1349,7 @@
     <w:r>
       <w:tab/>
       <w:tab/>
-      <w:t>2026-08-24</w:t>
+      <w:t>2026-08-25</w:t>
       <w:br/>
       <w:br/>
     </w:r>

--- a/klagomål/A 14696-2022 FSC-klagomål.docx
+++ b/klagomål/A 14696-2022 FSC-klagomål.docx
@@ -1349,7 +1349,7 @@
     <w:r>
       <w:tab/>
       <w:tab/>
-      <w:t>2026-08-25</w:t>
+      <w:t>2026-08-26</w:t>
       <w:br/>
       <w:br/>
     </w:r>

--- a/klagomål/A 14696-2022 FSC-klagomål.docx
+++ b/klagomål/A 14696-2022 FSC-klagomål.docx
@@ -1349,7 +1349,7 @@
     <w:r>
       <w:tab/>
       <w:tab/>
-      <w:t>2026-08-26</w:t>
+      <w:t>2026-08-27</w:t>
       <w:br/>
       <w:br/>
     </w:r>

--- a/klagomål/A 14696-2022 FSC-klagomål.docx
+++ b/klagomål/A 14696-2022 FSC-klagomål.docx
@@ -1349,7 +1349,7 @@
     <w:r>
       <w:tab/>
       <w:tab/>
-      <w:t>2026-08-27</w:t>
+      <w:t>2026-08-28</w:t>
       <w:br/>
       <w:br/>
     </w:r>

--- a/klagomål/A 14696-2022 FSC-klagomål.docx
+++ b/klagomål/A 14696-2022 FSC-klagomål.docx
@@ -1349,7 +1349,7 @@
     <w:r>
       <w:tab/>
       <w:tab/>
-      <w:t>2026-08-28</w:t>
+      <w:t>2026-08-29</w:t>
       <w:br/>
       <w:br/>
     </w:r>

--- a/klagomål/A 14696-2022 FSC-klagomål.docx
+++ b/klagomål/A 14696-2022 FSC-klagomål.docx
@@ -1349,7 +1349,7 @@
     <w:r>
       <w:tab/>
       <w:tab/>
-      <w:t>2026-08-29</w:t>
+      <w:t>2026-08-31</w:t>
       <w:br/>
       <w:br/>
     </w:r>

--- a/klagomål/A 14696-2022 FSC-klagomål.docx
+++ b/klagomål/A 14696-2022 FSC-klagomål.docx
@@ -1349,7 +1349,7 @@
     <w:r>
       <w:tab/>
       <w:tab/>
-      <w:t>2026-08-31</w:t>
+      <w:t>2026-09-01</w:t>
       <w:br/>
       <w:br/>
     </w:r>

--- a/klagomål/A 14696-2022 FSC-klagomål.docx
+++ b/klagomål/A 14696-2022 FSC-klagomål.docx
@@ -1349,7 +1349,7 @@
     <w:r>
       <w:tab/>
       <w:tab/>
-      <w:t>2026-09-01</w:t>
+      <w:t>2026-09-02</w:t>
       <w:br/>
       <w:br/>
     </w:r>

--- a/klagomål/A 14696-2022 FSC-klagomål.docx
+++ b/klagomål/A 14696-2022 FSC-klagomål.docx
@@ -1349,7 +1349,7 @@
     <w:r>
       <w:tab/>
       <w:tab/>
-      <w:t>2026-09-02</w:t>
+      <w:t>2026-09-03</w:t>
       <w:br/>
       <w:br/>
     </w:r>

--- a/klagomål/A 14696-2022 FSC-klagomål.docx
+++ b/klagomål/A 14696-2022 FSC-klagomål.docx
@@ -1349,7 +1349,7 @@
     <w:r>
       <w:tab/>
       <w:tab/>
-      <w:t>2026-09-03</w:t>
+      <w:t>2026-09-04</w:t>
       <w:br/>
       <w:br/>
     </w:r>

--- a/klagomål/A 14696-2022 FSC-klagomål.docx
+++ b/klagomål/A 14696-2022 FSC-klagomål.docx
@@ -1349,7 +1349,7 @@
     <w:r>
       <w:tab/>
       <w:tab/>
-      <w:t>2026-09-04</w:t>
+      <w:t>2026-09-05</w:t>
       <w:br/>
       <w:br/>
     </w:r>

--- a/klagomål/A 14696-2022 FSC-klagomål.docx
+++ b/klagomål/A 14696-2022 FSC-klagomål.docx
@@ -1349,7 +1349,7 @@
     <w:r>
       <w:tab/>
       <w:tab/>
-      <w:t>2026-09-05</w:t>
+      <w:t>2026-09-06</w:t>
       <w:br/>
       <w:br/>
     </w:r>

--- a/klagomål/A 14696-2022 FSC-klagomål.docx
+++ b/klagomål/A 14696-2022 FSC-klagomål.docx
@@ -1349,7 +1349,7 @@
     <w:r>
       <w:tab/>
       <w:tab/>
-      <w:t>2026-09-06</w:t>
+      <w:t>2026-09-07</w:t>
       <w:br/>
       <w:br/>
     </w:r>

--- a/klagomål/A 14696-2022 FSC-klagomål.docx
+++ b/klagomål/A 14696-2022 FSC-klagomål.docx
@@ -1349,7 +1349,7 @@
     <w:r>
       <w:tab/>
       <w:tab/>
-      <w:t>2026-09-07</w:t>
+      <w:t>2026-09-08</w:t>
       <w:br/>
       <w:br/>
     </w:r>

--- a/klagomål/A 14696-2022 FSC-klagomål.docx
+++ b/klagomål/A 14696-2022 FSC-klagomål.docx
@@ -1349,7 +1349,7 @@
     <w:r>
       <w:tab/>
       <w:tab/>
-      <w:t>2026-09-08</w:t>
+      <w:t>2026-09-09</w:t>
       <w:br/>
       <w:br/>
     </w:r>

--- a/klagomål/A 14696-2022 FSC-klagomål.docx
+++ b/klagomål/A 14696-2022 FSC-klagomål.docx
@@ -1349,7 +1349,7 @@
     <w:r>
       <w:tab/>
       <w:tab/>
-      <w:t>2026-09-09</w:t>
+      <w:t>2026-09-10</w:t>
       <w:br/>
       <w:br/>
     </w:r>

--- a/klagomål/A 14696-2022 FSC-klagomål.docx
+++ b/klagomål/A 14696-2022 FSC-klagomål.docx
@@ -1349,7 +1349,7 @@
     <w:r>
       <w:tab/>
       <w:tab/>
-      <w:t>2026-09-10</w:t>
+      <w:t>2026-09-11</w:t>
       <w:br/>
       <w:br/>
     </w:r>

--- a/klagomål/A 14696-2022 FSC-klagomål.docx
+++ b/klagomål/A 14696-2022 FSC-klagomål.docx
@@ -1349,7 +1349,7 @@
     <w:r>
       <w:tab/>
       <w:tab/>
-      <w:t>2026-09-11</w:t>
+      <w:t>2026-09-12</w:t>
       <w:br/>
       <w:br/>
     </w:r>
